--- a/lessons/3-9/downloads/3-9-notes.docx
+++ b/lessons/3-9/downloads/3-9-notes.docx
@@ -2555,7 +2555,7 @@
           <w:sz w:val="20"/>
           <w:szCs w:val="20"/>
         </w:rPr>
-        <w:t xml:space="preserve">A)  4:10</w:t>
+        <w:t xml:space="preserve">A)  2:10</w:t>
       </w:r>
     </w:p>
     <w:p>
@@ -2581,7 +2581,7 @@
           <w:sz w:val="20"/>
           <w:szCs w:val="20"/>
         </w:rPr>
-        <w:t xml:space="preserve">C)  2:10</w:t>
+        <w:t xml:space="preserve">C)  4:10</w:t>
       </w:r>
     </w:p>
     <w:p>
@@ -2640,7 +2640,7 @@
           <w:sz w:val="21"/>
           <w:szCs w:val="21"/>
         </w:rPr>
-        <w:t xml:space="preserve">A. 4:10</w:t>
+        <w:t xml:space="preserve">C. 4:10</w:t>
       </w:r>
     </w:p>
     <w:p>
@@ -2736,7 +2736,7 @@
           <w:sz w:val="20"/>
           <w:szCs w:val="20"/>
         </w:rPr>
-        <w:t xml:space="preserve">B)  8:10</w:t>
+        <w:t xml:space="preserve">B)  4:3</w:t>
       </w:r>
     </w:p>
     <w:p>
@@ -2749,7 +2749,7 @@
           <w:sz w:val="20"/>
           <w:szCs w:val="20"/>
         </w:rPr>
-        <w:t xml:space="preserve">C)  4:3</w:t>
+        <w:t xml:space="preserve">C)  6:4</w:t>
       </w:r>
     </w:p>
     <w:p>
@@ -2762,7 +2762,7 @@
           <w:sz w:val="20"/>
           <w:szCs w:val="20"/>
         </w:rPr>
-        <w:t xml:space="preserve">D)  6:4</w:t>
+        <w:t xml:space="preserve">D)  8:10</w:t>
       </w:r>
     </w:p>
     <w:p>
@@ -3477,7 +3477,7 @@
           <w:sz w:val="20"/>
           <w:szCs w:val="20"/>
         </w:rPr>
-        <w:t xml:space="preserve">A)  3:5</w:t>
+        <w:t xml:space="preserve">A)  2:3</w:t>
       </w:r>
     </w:p>
     <w:p>
@@ -3490,7 +3490,7 @@
           <w:sz w:val="20"/>
           <w:szCs w:val="20"/>
         </w:rPr>
-        <w:t xml:space="preserve">B)  2:3</w:t>
+        <w:t xml:space="preserve">B)  3:5</w:t>
       </w:r>
     </w:p>
     <w:p>
@@ -3607,7 +3607,7 @@
           <w:sz w:val="20"/>
           <w:szCs w:val="20"/>
         </w:rPr>
-        <w:t xml:space="preserve">A)  3:5</w:t>
+        <w:t xml:space="preserve">A)  1:5</w:t>
       </w:r>
     </w:p>
     <w:p>
@@ -3620,7 +3620,7 @@
           <w:sz w:val="20"/>
           <w:szCs w:val="20"/>
         </w:rPr>
-        <w:t xml:space="preserve">B)  5:3</w:t>
+        <w:t xml:space="preserve">B)  3:5</w:t>
       </w:r>
     </w:p>
     <w:p>
@@ -3633,7 +3633,7 @@
           <w:sz w:val="20"/>
           <w:szCs w:val="20"/>
         </w:rPr>
-        <w:t xml:space="preserve">C)  1:5</w:t>
+        <w:t xml:space="preserve">C)  5:3</w:t>
       </w:r>
     </w:p>
     <w:p>
@@ -3763,7 +3763,7 @@
           <w:sz w:val="20"/>
           <w:szCs w:val="20"/>
         </w:rPr>
-        <w:t xml:space="preserve">A)  $120</w:t>
+        <w:t xml:space="preserve">A)  $90</w:t>
       </w:r>
     </w:p>
     <w:p>
@@ -3776,7 +3776,7 @@
           <w:sz w:val="20"/>
           <w:szCs w:val="20"/>
         </w:rPr>
-        <w:t xml:space="preserve">B)  $90</w:t>
+        <w:t xml:space="preserve">B)  $105</w:t>
       </w:r>
     </w:p>
     <w:p>
@@ -3789,7 +3789,7 @@
           <w:sz w:val="20"/>
           <w:szCs w:val="20"/>
         </w:rPr>
-        <w:t xml:space="preserve">C)  $135</w:t>
+        <w:t xml:space="preserve">C)  $120</w:t>
       </w:r>
     </w:p>
     <w:p>
@@ -3802,7 +3802,7 @@
           <w:sz w:val="20"/>
           <w:szCs w:val="20"/>
         </w:rPr>
-        <w:t xml:space="preserve">D)  $105</w:t>
+        <w:t xml:space="preserve">D)  $135</w:t>
       </w:r>
     </w:p>
     <w:p>
@@ -4038,7 +4038,7 @@
           <w:sz w:val="21"/>
           <w:szCs w:val="21"/>
         </w:rPr>
-        <w:t xml:space="preserve">A)  $24</w:t>
+        <w:t xml:space="preserve">A)  $18</w:t>
       </w:r>
     </w:p>
     <w:p>
@@ -4051,7 +4051,7 @@
           <w:sz w:val="21"/>
           <w:szCs w:val="21"/>
         </w:rPr>
-        <w:t xml:space="preserve">B)  $18</w:t>
+        <w:t xml:space="preserve">B)  $20</w:t>
       </w:r>
     </w:p>
     <w:p>
@@ -4064,7 +4064,7 @@
           <w:sz w:val="21"/>
           <w:szCs w:val="21"/>
         </w:rPr>
-        <w:t xml:space="preserve">C)  $20</w:t>
+        <w:t xml:space="preserve">C)  $24</w:t>
       </w:r>
     </w:p>
     <w:p>

--- a/lessons/3-9/downloads/3-9-notes.docx
+++ b/lessons/3-9/downloads/3-9-notes.docx
@@ -249,49 +249,269 @@
           <w:sz w:val="19"/>
           <w:szCs w:val="19"/>
         </w:rPr>
-        <w:t xml:space="preserve">Look at the picture, read the word, then read what it means.</w:t>
+        <w:t xml:space="preserve">Review each concept term, definition, non-example, and visual clue.</w:t>
       </w:r>
     </w:p>
     <w:tbl>
       <w:tblPr>
-        <w:tblW w:type="pct" w:w="100%"/>
+        <w:tblW w:type="dxa" w:w="9360"/>
         <w:tblBorders>
-          <w:top w:val="none" w:color="FFFFFF" w:sz="0"/>
-          <w:left w:val="none" w:color="FFFFFF" w:sz="0"/>
-          <w:bottom w:val="single" w:color="C7D2DD" w:sz="4"/>
-          <w:right w:val="none" w:color="FFFFFF" w:sz="0"/>
-          <w:insideH w:val="none" w:color="FFFFFF" w:sz="0"/>
-          <w:insideV w:val="none" w:color="FFFFFF" w:sz="0"/>
+          <w:top w:val="single" w:color="C7D2DD" w:sz="6"/>
+          <w:left w:val="single" w:color="C7D2DD" w:sz="6"/>
+          <w:bottom w:val="single" w:color="C7D2DD" w:sz="6"/>
+          <w:right w:val="single" w:color="C7D2DD" w:sz="6"/>
+          <w:insideH w:val="single" w:color="C7D2DD" w:sz="6"/>
+          <w:insideV w:val="single" w:color="C7D2DD" w:sz="6"/>
         </w:tblBorders>
       </w:tblPr>
       <w:tblGrid>
         <w:gridCol w:w="1800"/>
-        <w:gridCol w:w="7560"/>
+        <w:gridCol w:w="3160"/>
+        <w:gridCol w:w="2200"/>
+        <w:gridCol w:w="2200"/>
       </w:tblGrid>
       <w:tr>
         <w:trPr>
           <w:cantSplit/>
+          <w:tblHeader/>
         </w:trPr>
         <w:tc>
           <w:tcPr>
             <w:tcW w:type="dxa" w:w="1800"/>
-            <w:tcMar>
-              <w:top w:type="dxa" w:w="100"/>
-              <w:left w:type="dxa" w:w="40"/>
-              <w:bottom w:type="dxa" w:w="100"/>
-              <w:right w:type="dxa" w:w="120"/>
-            </w:tcMar>
-            <w:vAlign w:val="center"/>
+            <w:shd w:fill="EEF4F8" w:color="auto" w:val="clear"/>
+            <w:tcMar>
+              <w:top w:type="dxa" w:w="80"/>
+              <w:left w:type="dxa" w:w="100"/>
+              <w:bottom w:type="dxa" w:w="80"/>
+              <w:right w:type="dxa" w:w="100"/>
+            </w:tcMar>
           </w:tcPr>
           <w:p>
             <w:pPr>
               <w:spacing w:after="0"/>
+            </w:pPr>
+            <w:r>
+              <w:rPr>
+                <w:b/>
+                <w:bCs/>
+                <w:color w:val="12355B"/>
+                <w:sz w:val="19"/>
+                <w:szCs w:val="19"/>
+              </w:rPr>
+              <w:t xml:space="preserve">Concept Term</w:t>
+            </w:r>
+          </w:p>
+        </w:tc>
+        <w:tc>
+          <w:tcPr>
+            <w:tcW w:type="dxa" w:w="3160"/>
+            <w:shd w:fill="EEF4F8" w:color="auto" w:val="clear"/>
+            <w:tcMar>
+              <w:top w:type="dxa" w:w="80"/>
+              <w:left w:type="dxa" w:w="100"/>
+              <w:bottom w:type="dxa" w:w="80"/>
+              <w:right w:type="dxa" w:w="100"/>
+            </w:tcMar>
+          </w:tcPr>
+          <w:p>
+            <w:pPr>
+              <w:spacing w:after="0"/>
+            </w:pPr>
+            <w:r>
+              <w:rPr>
+                <w:b/>
+                <w:bCs/>
+                <w:color w:val="12355B"/>
+                <w:sz w:val="19"/>
+                <w:szCs w:val="19"/>
+              </w:rPr>
+              <w:t xml:space="preserve">Student-Friendly Definition</w:t>
+            </w:r>
+          </w:p>
+        </w:tc>
+        <w:tc>
+          <w:tcPr>
+            <w:tcW w:type="dxa" w:w="2200"/>
+            <w:shd w:fill="EEF4F8" w:color="auto" w:val="clear"/>
+            <w:tcMar>
+              <w:top w:type="dxa" w:w="80"/>
+              <w:left w:type="dxa" w:w="100"/>
+              <w:bottom w:type="dxa" w:w="80"/>
+              <w:right w:type="dxa" w:w="100"/>
+            </w:tcMar>
+          </w:tcPr>
+          <w:p>
+            <w:pPr>
+              <w:spacing w:after="0"/>
+            </w:pPr>
+            <w:r>
+              <w:rPr>
+                <w:b/>
+                <w:bCs/>
+                <w:color w:val="12355B"/>
+                <w:sz w:val="19"/>
+                <w:szCs w:val="19"/>
+              </w:rPr>
+              <w:t xml:space="preserve">Non-Example</w:t>
+            </w:r>
+          </w:p>
+        </w:tc>
+        <w:tc>
+          <w:tcPr>
+            <w:tcW w:type="dxa" w:w="2200"/>
+            <w:shd w:fill="EEF4F8" w:color="auto" w:val="clear"/>
+            <w:tcMar>
+              <w:top w:type="dxa" w:w="80"/>
+              <w:left w:type="dxa" w:w="100"/>
+              <w:bottom w:type="dxa" w:w="80"/>
+              <w:right w:type="dxa" w:w="100"/>
+            </w:tcMar>
+          </w:tcPr>
+          <w:p>
+            <w:pPr>
+              <w:spacing w:after="0"/>
+            </w:pPr>
+            <w:r>
+              <w:rPr>
+                <w:b/>
+                <w:bCs/>
+                <w:color w:val="12355B"/>
+                <w:sz w:val="19"/>
+                <w:szCs w:val="19"/>
+              </w:rPr>
+              <w:t xml:space="preserve">Visual Clue</w:t>
+            </w:r>
+          </w:p>
+        </w:tc>
+      </w:tr>
+      <w:tr>
+        <w:trPr>
+          <w:cantSplit/>
+        </w:trPr>
+        <w:tc>
+          <w:tcPr>
+            <w:tcW w:type="dxa" w:w="1800"/>
+            <w:tcMar>
+              <w:top w:type="dxa" w:w="80"/>
+              <w:left w:type="dxa" w:w="100"/>
+              <w:bottom w:type="dxa" w:w="80"/>
+              <w:right w:type="dxa" w:w="100"/>
+            </w:tcMar>
+            <w:vAlign w:val="top"/>
+          </w:tcPr>
+          <w:p>
+            <w:pPr>
+              <w:spacing w:after="30"/>
+            </w:pPr>
+            <w:r>
+              <w:rPr>
+                <w:b/>
+                <w:bCs/>
+                <w:color w:val="12355B"/>
+                <w:sz w:val="21"/>
+                <w:szCs w:val="21"/>
+              </w:rPr>
+              <w:t xml:space="preserve">Equivalent Ratios</w:t>
+            </w:r>
+          </w:p>
+          <w:p>
+            <w:pPr>
+              <w:spacing w:after="0"/>
+            </w:pPr>
+            <w:r>
+              <w:rPr>
+                <w:i/>
+                <w:iCs/>
+                <w:color w:val="5F6F80"/>
+                <w:sz w:val="18"/>
+                <w:szCs w:val="18"/>
+              </w:rPr>
+              <w:t xml:space="preserve">Razones equivalentes</w:t>
+            </w:r>
+          </w:p>
+        </w:tc>
+        <w:tc>
+          <w:tcPr>
+            <w:tcW w:type="dxa" w:w="3160"/>
+            <w:tcMar>
+              <w:top w:type="dxa" w:w="80"/>
+              <w:left w:type="dxa" w:w="100"/>
+              <w:bottom w:type="dxa" w:w="80"/>
+              <w:right w:type="dxa" w:w="100"/>
+            </w:tcMar>
+            <w:vAlign w:val="top"/>
+          </w:tcPr>
+          <w:p>
+            <w:pPr>
+              <w:spacing w:after="0"/>
+            </w:pPr>
+            <w:r>
+              <w:rPr>
+                <w:sz w:val="20"/>
+                <w:szCs w:val="20"/>
+              </w:rPr>
+              <w:t xml:space="preserve">Ratios that compare quantities in the same relationship.</w:t>
+            </w:r>
+          </w:p>
+        </w:tc>
+        <w:tc>
+          <w:tcPr>
+            <w:tcW w:type="dxa" w:w="2200"/>
+            <w:tcMar>
+              <w:top w:type="dxa" w:w="80"/>
+              <w:left w:type="dxa" w:w="100"/>
+              <w:bottom w:type="dxa" w:w="80"/>
+              <w:right w:type="dxa" w:w="100"/>
+            </w:tcMar>
+            <w:vAlign w:val="top"/>
+          </w:tcPr>
+          <w:p>
+            <w:pPr>
+              <w:spacing w:after="40"/>
+            </w:pPr>
+            <w:r>
+              <w:rPr>
+                <w:i/>
+                <w:iCs/>
+                <w:color w:val="5F6F80"/>
+                <w:sz w:val="19"/>
+                <w:szCs w:val="19"/>
+              </w:rPr>
+              <w:t xml:space="preserve">Not Equivalent Ratios: write a counter-example that breaks the definition.</w:t>
+            </w:r>
+          </w:p>
+          <w:p>
+            <w:pPr>
+              <w:pBdr>
+                <w:bottom w:val="single" w:color="AFBECC" w:sz="6"/>
+              </w:pBdr>
+              <w:spacing w:after="30" w:before="150"/>
+            </w:pPr>
+            <w:r>
+              <w:t xml:space="preserve"/>
+            </w:r>
+          </w:p>
+        </w:tc>
+        <w:tc>
+          <w:tcPr>
+            <w:tcW w:type="dxa" w:w="2200"/>
+            <w:tcMar>
+              <w:top w:type="dxa" w:w="80"/>
+              <w:left w:type="dxa" w:w="100"/>
+              <w:bottom w:type="dxa" w:w="80"/>
+              <w:right w:type="dxa" w:w="100"/>
+            </w:tcMar>
+            <w:vAlign w:val="top"/>
+          </w:tcPr>
+          <w:p>
+            <w:pPr>
+              <w:spacing w:after="40"/>
               <w:jc w:val="center"/>
             </w:pPr>
             <w:r>
               <w:drawing>
                 <wp:inline distT="0" distB="0" distL="0" distR="0">
-                  <wp:extent cx="1047750" cy="790575"/>
+                  <wp:extent cx="876300" cy="657225"/>
                   <wp:effectExtent t="0" r="0" b="0" l="0"/>
                   <wp:docPr id="1" name="" descr="" title=""/>
                   <wp:cNvGraphicFramePr>
@@ -316,7 +536,7 @@
                         <pic:spPr bwMode="auto">
                           <a:xfrm>
                             <a:off x="0" y="0"/>
-                            <a:ext cx="1047750" cy="790575"/>
+                            <a:ext cx="876300" cy="657225"/>
                           </a:xfrm>
                           <a:prstGeom prst="rect">
                             <a:avLst/>
@@ -329,32 +549,108 @@
               </w:drawing>
             </w:r>
           </w:p>
-        </w:tc>
-        <w:tc>
-          <w:tcPr>
-            <w:tcW w:type="dxa" w:w="7560"/>
-            <w:tcMar>
-              <w:top w:type="dxa" w:w="100"/>
-              <w:left w:type="dxa" w:w="40"/>
-              <w:bottom w:type="dxa" w:w="100"/>
-              <w:right w:type="dxa" w:w="40"/>
-            </w:tcMar>
-            <w:vAlign w:val="center"/>
-          </w:tcPr>
-          <w:p>
-            <w:pPr>
-              <w:spacing w:after="50"/>
+          <w:p>
+            <w:pPr>
+              <w:spacing w:after="0"/>
+            </w:pPr>
+            <w:r>
+              <w:rPr>
+                <w:i/>
+                <w:iCs/>
+                <w:color w:val="5F6F80"/>
+                <w:sz w:val="18"/>
+                <w:szCs w:val="18"/>
+              </w:rPr>
+              <w:t xml:space="preserve">2:3 = 4:6 because both parts were multiplied by 2.</w:t>
+            </w:r>
+          </w:p>
+        </w:tc>
+      </w:tr>
+      <w:tr>
+        <w:trPr>
+          <w:cantSplit/>
+        </w:trPr>
+        <w:tc>
+          <w:tcPr>
+            <w:tcW w:type="dxa" w:w="1800"/>
+            <w:tcMar>
+              <w:top w:type="dxa" w:w="80"/>
+              <w:left w:type="dxa" w:w="100"/>
+              <w:bottom w:type="dxa" w:w="80"/>
+              <w:right w:type="dxa" w:w="100"/>
+            </w:tcMar>
+            <w:vAlign w:val="top"/>
+          </w:tcPr>
+          <w:p>
+            <w:pPr>
+              <w:spacing w:after="30"/>
             </w:pPr>
             <w:r>
               <w:rPr>
                 <w:b/>
                 <w:bCs/>
                 <w:color w:val="12355B"/>
-                <w:sz w:val="24"/>
-                <w:szCs w:val="24"/>
-              </w:rPr>
-              <w:t xml:space="preserve">Equivalent Ratios</w:t>
-            </w:r>
+                <w:sz w:val="21"/>
+                <w:szCs w:val="21"/>
+              </w:rPr>
+              <w:t xml:space="preserve">Ratio</w:t>
+            </w:r>
+          </w:p>
+          <w:p>
+            <w:pPr>
+              <w:spacing w:after="0"/>
+            </w:pPr>
+            <w:r>
+              <w:rPr>
+                <w:i/>
+                <w:iCs/>
+                <w:color w:val="5F6F80"/>
+                <w:sz w:val="18"/>
+                <w:szCs w:val="18"/>
+              </w:rPr>
+              <w:t xml:space="preserve">Razón</w:t>
+            </w:r>
+          </w:p>
+        </w:tc>
+        <w:tc>
+          <w:tcPr>
+            <w:tcW w:type="dxa" w:w="3160"/>
+            <w:tcMar>
+              <w:top w:type="dxa" w:w="80"/>
+              <w:left w:type="dxa" w:w="100"/>
+              <w:bottom w:type="dxa" w:w="80"/>
+              <w:right w:type="dxa" w:w="100"/>
+            </w:tcMar>
+            <w:vAlign w:val="top"/>
+          </w:tcPr>
+          <w:p>
+            <w:pPr>
+              <w:spacing w:after="0"/>
+            </w:pPr>
+            <w:r>
+              <w:rPr>
+                <w:sz w:val="20"/>
+                <w:szCs w:val="20"/>
+              </w:rPr>
+              <w:t xml:space="preserve">A way to compare two amounts, like 3 to 2.</w:t>
+            </w:r>
+          </w:p>
+        </w:tc>
+        <w:tc>
+          <w:tcPr>
+            <w:tcW w:type="dxa" w:w="2200"/>
+            <w:tcMar>
+              <w:top w:type="dxa" w:w="80"/>
+              <w:left w:type="dxa" w:w="100"/>
+              <w:bottom w:type="dxa" w:w="80"/>
+              <w:right w:type="dxa" w:w="100"/>
+            </w:tcMar>
+            <w:vAlign w:val="top"/>
+          </w:tcPr>
+          <w:p>
+            <w:pPr>
+              <w:spacing w:after="40"/>
+            </w:pPr>
             <w:r>
               <w:rPr>
                 <w:i/>
@@ -363,89 +659,41 @@
                 <w:sz w:val="19"/>
                 <w:szCs w:val="19"/>
               </w:rPr>
-              <w:t xml:space="preserve">   Razones equivalentes</w:t>
-            </w:r>
-          </w:p>
+              <w:t xml:space="preserve">Not Ratio: write a counter-example that breaks the definition.</w:t>
+            </w:r>
+          </w:p>
+          <w:p>
+            <w:pPr>
+              <w:pBdr>
+                <w:bottom w:val="single" w:color="AFBECC" w:sz="6"/>
+              </w:pBdr>
+              <w:spacing w:after="30" w:before="150"/>
+            </w:pPr>
+            <w:r>
+              <w:t xml:space="preserve"/>
+            </w:r>
+          </w:p>
+        </w:tc>
+        <w:tc>
+          <w:tcPr>
+            <w:tcW w:type="dxa" w:w="2200"/>
+            <w:tcMar>
+              <w:top w:type="dxa" w:w="80"/>
+              <w:left w:type="dxa" w:w="100"/>
+              <w:bottom w:type="dxa" w:w="80"/>
+              <w:right w:type="dxa" w:w="100"/>
+            </w:tcMar>
+            <w:vAlign w:val="top"/>
+          </w:tcPr>
           <w:p>
             <w:pPr>
               <w:spacing w:after="40"/>
-            </w:pPr>
-            <w:r>
-              <w:rPr>
-                <w:sz w:val="21"/>
-                <w:szCs w:val="21"/>
-              </w:rPr>
-              <w:t xml:space="preserve">Ratios that compare quantities in the same relationship.</w:t>
-            </w:r>
-          </w:p>
-          <w:p>
-            <w:pPr>
-              <w:spacing w:after="0"/>
-            </w:pPr>
-            <w:r>
-              <w:rPr>
-                <w:b/>
-                <w:bCs/>
-                <w:color w:val="1FA6A2"/>
-                <w:sz w:val="18"/>
-                <w:szCs w:val="18"/>
-              </w:rPr>
-              <w:t xml:space="preserve">Example:  </w:t>
-            </w:r>
-            <w:r>
-              <w:rPr>
-                <w:i/>
-                <w:iCs/>
-                <w:color w:val="5F6F80"/>
-                <w:sz w:val="18"/>
-                <w:szCs w:val="18"/>
-              </w:rPr>
-              <w:t xml:space="preserve">2:3 = 4:6 because both parts were multiplied by 2.</w:t>
-            </w:r>
-          </w:p>
-        </w:tc>
-      </w:tr>
-    </w:tbl>
-    <w:tbl>
-      <w:tblPr>
-        <w:tblW w:type="pct" w:w="100%"/>
-        <w:tblBorders>
-          <w:top w:val="none" w:color="FFFFFF" w:sz="0"/>
-          <w:left w:val="none" w:color="FFFFFF" w:sz="0"/>
-          <w:bottom w:val="single" w:color="C7D2DD" w:sz="4"/>
-          <w:right w:val="none" w:color="FFFFFF" w:sz="0"/>
-          <w:insideH w:val="none" w:color="FFFFFF" w:sz="0"/>
-          <w:insideV w:val="none" w:color="FFFFFF" w:sz="0"/>
-        </w:tblBorders>
-      </w:tblPr>
-      <w:tblGrid>
-        <w:gridCol w:w="1800"/>
-        <w:gridCol w:w="7560"/>
-      </w:tblGrid>
-      <w:tr>
-        <w:trPr>
-          <w:cantSplit/>
-        </w:trPr>
-        <w:tc>
-          <w:tcPr>
-            <w:tcW w:type="dxa" w:w="1800"/>
-            <w:tcMar>
-              <w:top w:type="dxa" w:w="100"/>
-              <w:left w:type="dxa" w:w="40"/>
-              <w:bottom w:type="dxa" w:w="100"/>
-              <w:right w:type="dxa" w:w="120"/>
-            </w:tcMar>
-            <w:vAlign w:val="center"/>
-          </w:tcPr>
-          <w:p>
-            <w:pPr>
-              <w:spacing w:after="0"/>
               <w:jc w:val="center"/>
             </w:pPr>
             <w:r>
               <w:drawing>
                 <wp:inline distT="0" distB="0" distL="0" distR="0">
-                  <wp:extent cx="1047750" cy="790575"/>
+                  <wp:extent cx="876300" cy="657225"/>
                   <wp:effectExtent t="0" r="0" b="0" l="0"/>
                   <wp:docPr id="1" name="" descr="" title=""/>
                   <wp:cNvGraphicFramePr>
@@ -470,7 +718,7 @@
                         <pic:spPr bwMode="auto">
                           <a:xfrm>
                             <a:off x="0" y="0"/>
-                            <a:ext cx="1047750" cy="790575"/>
+                            <a:ext cx="876300" cy="657225"/>
                           </a:xfrm>
                           <a:prstGeom prst="rect">
                             <a:avLst/>
@@ -483,32 +731,108 @@
               </w:drawing>
             </w:r>
           </w:p>
-        </w:tc>
-        <w:tc>
-          <w:tcPr>
-            <w:tcW w:type="dxa" w:w="7560"/>
-            <w:tcMar>
-              <w:top w:type="dxa" w:w="100"/>
-              <w:left w:type="dxa" w:w="40"/>
-              <w:bottom w:type="dxa" w:w="100"/>
-              <w:right w:type="dxa" w:w="40"/>
-            </w:tcMar>
-            <w:vAlign w:val="center"/>
-          </w:tcPr>
-          <w:p>
-            <w:pPr>
-              <w:spacing w:after="50"/>
+          <w:p>
+            <w:pPr>
+              <w:spacing w:after="0"/>
+            </w:pPr>
+            <w:r>
+              <w:rPr>
+                <w:i/>
+                <w:iCs/>
+                <w:color w:val="5F6F80"/>
+                <w:sz w:val="18"/>
+                <w:szCs w:val="18"/>
+              </w:rPr>
+              <w:t xml:space="preserve">3 red apples : 5 green apples</w:t>
+            </w:r>
+          </w:p>
+        </w:tc>
+      </w:tr>
+      <w:tr>
+        <w:trPr>
+          <w:cantSplit/>
+        </w:trPr>
+        <w:tc>
+          <w:tcPr>
+            <w:tcW w:type="dxa" w:w="1800"/>
+            <w:tcMar>
+              <w:top w:type="dxa" w:w="80"/>
+              <w:left w:type="dxa" w:w="100"/>
+              <w:bottom w:type="dxa" w:w="80"/>
+              <w:right w:type="dxa" w:w="100"/>
+            </w:tcMar>
+            <w:vAlign w:val="top"/>
+          </w:tcPr>
+          <w:p>
+            <w:pPr>
+              <w:spacing w:after="30"/>
             </w:pPr>
             <w:r>
               <w:rPr>
                 <w:b/>
                 <w:bCs/>
                 <w:color w:val="12355B"/>
-                <w:sz w:val="24"/>
-                <w:szCs w:val="24"/>
-              </w:rPr>
-              <w:t xml:space="preserve">Ratio</w:t>
-            </w:r>
+                <w:sz w:val="21"/>
+                <w:szCs w:val="21"/>
+              </w:rPr>
+              <w:t xml:space="preserve">Rate</w:t>
+            </w:r>
+          </w:p>
+          <w:p>
+            <w:pPr>
+              <w:spacing w:after="0"/>
+            </w:pPr>
+            <w:r>
+              <w:rPr>
+                <w:i/>
+                <w:iCs/>
+                <w:color w:val="5F6F80"/>
+                <w:sz w:val="18"/>
+                <w:szCs w:val="18"/>
+              </w:rPr>
+              <w:t xml:space="preserve">Tasa</w:t>
+            </w:r>
+          </w:p>
+        </w:tc>
+        <w:tc>
+          <w:tcPr>
+            <w:tcW w:type="dxa" w:w="3160"/>
+            <w:tcMar>
+              <w:top w:type="dxa" w:w="80"/>
+              <w:left w:type="dxa" w:w="100"/>
+              <w:bottom w:type="dxa" w:w="80"/>
+              <w:right w:type="dxa" w:w="100"/>
+            </w:tcMar>
+            <w:vAlign w:val="top"/>
+          </w:tcPr>
+          <w:p>
+            <w:pPr>
+              <w:spacing w:after="0"/>
+            </w:pPr>
+            <w:r>
+              <w:rPr>
+                <w:sz w:val="20"/>
+                <w:szCs w:val="20"/>
+              </w:rPr>
+              <w:t xml:space="preserve">A ratio comparing two amounts with different units, like miles per hour.</w:t>
+            </w:r>
+          </w:p>
+        </w:tc>
+        <w:tc>
+          <w:tcPr>
+            <w:tcW w:type="dxa" w:w="2200"/>
+            <w:tcMar>
+              <w:top w:type="dxa" w:w="80"/>
+              <w:left w:type="dxa" w:w="100"/>
+              <w:bottom w:type="dxa" w:w="80"/>
+              <w:right w:type="dxa" w:w="100"/>
+            </w:tcMar>
+            <w:vAlign w:val="top"/>
+          </w:tcPr>
+          <w:p>
+            <w:pPr>
+              <w:spacing w:after="40"/>
+            </w:pPr>
             <w:r>
               <w:rPr>
                 <w:i/>
@@ -517,89 +841,41 @@
                 <w:sz w:val="19"/>
                 <w:szCs w:val="19"/>
               </w:rPr>
-              <w:t xml:space="preserve">   Razón</w:t>
-            </w:r>
-          </w:p>
+              <w:t xml:space="preserve">Not Rate: write a counter-example that breaks the definition.</w:t>
+            </w:r>
+          </w:p>
+          <w:p>
+            <w:pPr>
+              <w:pBdr>
+                <w:bottom w:val="single" w:color="AFBECC" w:sz="6"/>
+              </w:pBdr>
+              <w:spacing w:after="30" w:before="150"/>
+            </w:pPr>
+            <w:r>
+              <w:t xml:space="preserve"/>
+            </w:r>
+          </w:p>
+        </w:tc>
+        <w:tc>
+          <w:tcPr>
+            <w:tcW w:type="dxa" w:w="2200"/>
+            <w:tcMar>
+              <w:top w:type="dxa" w:w="80"/>
+              <w:left w:type="dxa" w:w="100"/>
+              <w:bottom w:type="dxa" w:w="80"/>
+              <w:right w:type="dxa" w:w="100"/>
+            </w:tcMar>
+            <w:vAlign w:val="top"/>
+          </w:tcPr>
           <w:p>
             <w:pPr>
               <w:spacing w:after="40"/>
-            </w:pPr>
-            <w:r>
-              <w:rPr>
-                <w:sz w:val="21"/>
-                <w:szCs w:val="21"/>
-              </w:rPr>
-              <w:t xml:space="preserve">A way to compare two amounts, like 3 to 2.</w:t>
-            </w:r>
-          </w:p>
-          <w:p>
-            <w:pPr>
-              <w:spacing w:after="0"/>
-            </w:pPr>
-            <w:r>
-              <w:rPr>
-                <w:b/>
-                <w:bCs/>
-                <w:color w:val="1FA6A2"/>
-                <w:sz w:val="18"/>
-                <w:szCs w:val="18"/>
-              </w:rPr>
-              <w:t xml:space="preserve">Example:  </w:t>
-            </w:r>
-            <w:r>
-              <w:rPr>
-                <w:i/>
-                <w:iCs/>
-                <w:color w:val="5F6F80"/>
-                <w:sz w:val="18"/>
-                <w:szCs w:val="18"/>
-              </w:rPr>
-              <w:t xml:space="preserve">3 red apples : 5 green apples</w:t>
-            </w:r>
-          </w:p>
-        </w:tc>
-      </w:tr>
-    </w:tbl>
-    <w:tbl>
-      <w:tblPr>
-        <w:tblW w:type="pct" w:w="100%"/>
-        <w:tblBorders>
-          <w:top w:val="none" w:color="FFFFFF" w:sz="0"/>
-          <w:left w:val="none" w:color="FFFFFF" w:sz="0"/>
-          <w:bottom w:val="single" w:color="C7D2DD" w:sz="4"/>
-          <w:right w:val="none" w:color="FFFFFF" w:sz="0"/>
-          <w:insideH w:val="none" w:color="FFFFFF" w:sz="0"/>
-          <w:insideV w:val="none" w:color="FFFFFF" w:sz="0"/>
-        </w:tblBorders>
-      </w:tblPr>
-      <w:tblGrid>
-        <w:gridCol w:w="1800"/>
-        <w:gridCol w:w="7560"/>
-      </w:tblGrid>
-      <w:tr>
-        <w:trPr>
-          <w:cantSplit/>
-        </w:trPr>
-        <w:tc>
-          <w:tcPr>
-            <w:tcW w:type="dxa" w:w="1800"/>
-            <w:tcMar>
-              <w:top w:type="dxa" w:w="100"/>
-              <w:left w:type="dxa" w:w="40"/>
-              <w:bottom w:type="dxa" w:w="100"/>
-              <w:right w:type="dxa" w:w="120"/>
-            </w:tcMar>
-            <w:vAlign w:val="center"/>
-          </w:tcPr>
-          <w:p>
-            <w:pPr>
-              <w:spacing w:after="0"/>
               <w:jc w:val="center"/>
             </w:pPr>
             <w:r>
               <w:drawing>
                 <wp:inline distT="0" distB="0" distL="0" distR="0">
-                  <wp:extent cx="1047750" cy="790575"/>
+                  <wp:extent cx="876300" cy="657225"/>
                   <wp:effectExtent t="0" r="0" b="0" l="0"/>
                   <wp:docPr id="1" name="" descr="" title=""/>
                   <wp:cNvGraphicFramePr>
@@ -624,7 +900,7 @@
                         <pic:spPr bwMode="auto">
                           <a:xfrm>
                             <a:off x="0" y="0"/>
-                            <a:ext cx="1047750" cy="790575"/>
+                            <a:ext cx="876300" cy="657225"/>
                           </a:xfrm>
                           <a:prstGeom prst="rect">
                             <a:avLst/>
@@ -637,32 +913,108 @@
               </w:drawing>
             </w:r>
           </w:p>
-        </w:tc>
-        <w:tc>
-          <w:tcPr>
-            <w:tcW w:type="dxa" w:w="7560"/>
-            <w:tcMar>
-              <w:top w:type="dxa" w:w="100"/>
-              <w:left w:type="dxa" w:w="40"/>
-              <w:bottom w:type="dxa" w:w="100"/>
-              <w:right w:type="dxa" w:w="40"/>
-            </w:tcMar>
-            <w:vAlign w:val="center"/>
-          </w:tcPr>
-          <w:p>
-            <w:pPr>
-              <w:spacing w:after="50"/>
+          <w:p>
+            <w:pPr>
+              <w:spacing w:after="0"/>
+            </w:pPr>
+            <w:r>
+              <w:rPr>
+                <w:i/>
+                <w:iCs/>
+                <w:color w:val="5F6F80"/>
+                <w:sz w:val="18"/>
+                <w:szCs w:val="18"/>
+              </w:rPr>
+              <w:t xml:space="preserve">60 miles per 1 hour</w:t>
+            </w:r>
+          </w:p>
+        </w:tc>
+      </w:tr>
+      <w:tr>
+        <w:trPr>
+          <w:cantSplit/>
+        </w:trPr>
+        <w:tc>
+          <w:tcPr>
+            <w:tcW w:type="dxa" w:w="1800"/>
+            <w:tcMar>
+              <w:top w:type="dxa" w:w="80"/>
+              <w:left w:type="dxa" w:w="100"/>
+              <w:bottom w:type="dxa" w:w="80"/>
+              <w:right w:type="dxa" w:w="100"/>
+            </w:tcMar>
+            <w:vAlign w:val="top"/>
+          </w:tcPr>
+          <w:p>
+            <w:pPr>
+              <w:spacing w:after="30"/>
             </w:pPr>
             <w:r>
               <w:rPr>
                 <w:b/>
                 <w:bCs/>
                 <w:color w:val="12355B"/>
-                <w:sz w:val="24"/>
-                <w:szCs w:val="24"/>
-              </w:rPr>
-              <w:t xml:space="preserve">Rate</w:t>
-            </w:r>
+                <w:sz w:val="21"/>
+                <w:szCs w:val="21"/>
+              </w:rPr>
+              <w:t xml:space="preserve">Proportion</w:t>
+            </w:r>
+          </w:p>
+          <w:p>
+            <w:pPr>
+              <w:spacing w:after="0"/>
+            </w:pPr>
+            <w:r>
+              <w:rPr>
+                <w:i/>
+                <w:iCs/>
+                <w:color w:val="5F6F80"/>
+                <w:sz w:val="18"/>
+                <w:szCs w:val="18"/>
+              </w:rPr>
+              <w:t xml:space="preserve">Proporción</w:t>
+            </w:r>
+          </w:p>
+        </w:tc>
+        <w:tc>
+          <w:tcPr>
+            <w:tcW w:type="dxa" w:w="3160"/>
+            <w:tcMar>
+              <w:top w:type="dxa" w:w="80"/>
+              <w:left w:type="dxa" w:w="100"/>
+              <w:bottom w:type="dxa" w:w="80"/>
+              <w:right w:type="dxa" w:w="100"/>
+            </w:tcMar>
+            <w:vAlign w:val="top"/>
+          </w:tcPr>
+          <w:p>
+            <w:pPr>
+              <w:spacing w:after="0"/>
+            </w:pPr>
+            <w:r>
+              <w:rPr>
+                <w:sz w:val="20"/>
+                <w:szCs w:val="20"/>
+              </w:rPr>
+              <w:t xml:space="preserve">A math sentence saying two ratios are equal.</w:t>
+            </w:r>
+          </w:p>
+        </w:tc>
+        <w:tc>
+          <w:tcPr>
+            <w:tcW w:type="dxa" w:w="2200"/>
+            <w:tcMar>
+              <w:top w:type="dxa" w:w="80"/>
+              <w:left w:type="dxa" w:w="100"/>
+              <w:bottom w:type="dxa" w:w="80"/>
+              <w:right w:type="dxa" w:w="100"/>
+            </w:tcMar>
+            <w:vAlign w:val="top"/>
+          </w:tcPr>
+          <w:p>
+            <w:pPr>
+              <w:spacing w:after="40"/>
+            </w:pPr>
             <w:r>
               <w:rPr>
                 <w:i/>
@@ -671,89 +1023,41 @@
                 <w:sz w:val="19"/>
                 <w:szCs w:val="19"/>
               </w:rPr>
-              <w:t xml:space="preserve">   Tasa</w:t>
-            </w:r>
-          </w:p>
+              <w:t xml:space="preserve">Not Proportion: write a counter-example that breaks the definition.</w:t>
+            </w:r>
+          </w:p>
+          <w:p>
+            <w:pPr>
+              <w:pBdr>
+                <w:bottom w:val="single" w:color="AFBECC" w:sz="6"/>
+              </w:pBdr>
+              <w:spacing w:after="30" w:before="150"/>
+            </w:pPr>
+            <w:r>
+              <w:t xml:space="preserve"/>
+            </w:r>
+          </w:p>
+        </w:tc>
+        <w:tc>
+          <w:tcPr>
+            <w:tcW w:type="dxa" w:w="2200"/>
+            <w:tcMar>
+              <w:top w:type="dxa" w:w="80"/>
+              <w:left w:type="dxa" w:w="100"/>
+              <w:bottom w:type="dxa" w:w="80"/>
+              <w:right w:type="dxa" w:w="100"/>
+            </w:tcMar>
+            <w:vAlign w:val="top"/>
+          </w:tcPr>
           <w:p>
             <w:pPr>
               <w:spacing w:after="40"/>
-            </w:pPr>
-            <w:r>
-              <w:rPr>
-                <w:sz w:val="21"/>
-                <w:szCs w:val="21"/>
-              </w:rPr>
-              <w:t xml:space="preserve">A ratio comparing two amounts with different units, like miles per hour.</w:t>
-            </w:r>
-          </w:p>
-          <w:p>
-            <w:pPr>
-              <w:spacing w:after="0"/>
-            </w:pPr>
-            <w:r>
-              <w:rPr>
-                <w:b/>
-                <w:bCs/>
-                <w:color w:val="1FA6A2"/>
-                <w:sz w:val="18"/>
-                <w:szCs w:val="18"/>
-              </w:rPr>
-              <w:t xml:space="preserve">Example:  </w:t>
-            </w:r>
-            <w:r>
-              <w:rPr>
-                <w:i/>
-                <w:iCs/>
-                <w:color w:val="5F6F80"/>
-                <w:sz w:val="18"/>
-                <w:szCs w:val="18"/>
-              </w:rPr>
-              <w:t xml:space="preserve">60 miles per 1 hour</w:t>
-            </w:r>
-          </w:p>
-        </w:tc>
-      </w:tr>
-    </w:tbl>
-    <w:tbl>
-      <w:tblPr>
-        <w:tblW w:type="pct" w:w="100%"/>
-        <w:tblBorders>
-          <w:top w:val="none" w:color="FFFFFF" w:sz="0"/>
-          <w:left w:val="none" w:color="FFFFFF" w:sz="0"/>
-          <w:bottom w:val="single" w:color="C7D2DD" w:sz="4"/>
-          <w:right w:val="none" w:color="FFFFFF" w:sz="0"/>
-          <w:insideH w:val="none" w:color="FFFFFF" w:sz="0"/>
-          <w:insideV w:val="none" w:color="FFFFFF" w:sz="0"/>
-        </w:tblBorders>
-      </w:tblPr>
-      <w:tblGrid>
-        <w:gridCol w:w="1800"/>
-        <w:gridCol w:w="7560"/>
-      </w:tblGrid>
-      <w:tr>
-        <w:trPr>
-          <w:cantSplit/>
-        </w:trPr>
-        <w:tc>
-          <w:tcPr>
-            <w:tcW w:type="dxa" w:w="1800"/>
-            <w:tcMar>
-              <w:top w:type="dxa" w:w="100"/>
-              <w:left w:type="dxa" w:w="40"/>
-              <w:bottom w:type="dxa" w:w="100"/>
-              <w:right w:type="dxa" w:w="120"/>
-            </w:tcMar>
-            <w:vAlign w:val="center"/>
-          </w:tcPr>
-          <w:p>
-            <w:pPr>
-              <w:spacing w:after="0"/>
               <w:jc w:val="center"/>
             </w:pPr>
             <w:r>
               <w:drawing>
                 <wp:inline distT="0" distB="0" distL="0" distR="0">
-                  <wp:extent cx="1047750" cy="790575"/>
+                  <wp:extent cx="876300" cy="657225"/>
                   <wp:effectExtent t="0" r="0" b="0" l="0"/>
                   <wp:docPr id="1" name="" descr="" title=""/>
                   <wp:cNvGraphicFramePr>
@@ -778,7 +1082,7 @@
                         <pic:spPr bwMode="auto">
                           <a:xfrm>
                             <a:off x="0" y="0"/>
-                            <a:ext cx="1047750" cy="790575"/>
+                            <a:ext cx="876300" cy="657225"/>
                           </a:xfrm>
                           <a:prstGeom prst="rect">
                             <a:avLst/>
@@ -791,32 +1095,108 @@
               </w:drawing>
             </w:r>
           </w:p>
-        </w:tc>
-        <w:tc>
-          <w:tcPr>
-            <w:tcW w:type="dxa" w:w="7560"/>
-            <w:tcMar>
-              <w:top w:type="dxa" w:w="100"/>
-              <w:left w:type="dxa" w:w="40"/>
-              <w:bottom w:type="dxa" w:w="100"/>
-              <w:right w:type="dxa" w:w="40"/>
-            </w:tcMar>
-            <w:vAlign w:val="center"/>
-          </w:tcPr>
-          <w:p>
-            <w:pPr>
-              <w:spacing w:after="50"/>
+          <w:p>
+            <w:pPr>
+              <w:spacing w:after="0"/>
+            </w:pPr>
+            <w:r>
+              <w:rPr>
+                <w:i/>
+                <w:iCs/>
+                <w:color w:val="5F6F80"/>
+                <w:sz w:val="18"/>
+                <w:szCs w:val="18"/>
+              </w:rPr>
+              <w:t xml:space="preserve">2/3 = 4/6</w:t>
+            </w:r>
+          </w:p>
+        </w:tc>
+      </w:tr>
+      <w:tr>
+        <w:trPr>
+          <w:cantSplit/>
+        </w:trPr>
+        <w:tc>
+          <w:tcPr>
+            <w:tcW w:type="dxa" w:w="1800"/>
+            <w:tcMar>
+              <w:top w:type="dxa" w:w="80"/>
+              <w:left w:type="dxa" w:w="100"/>
+              <w:bottom w:type="dxa" w:w="80"/>
+              <w:right w:type="dxa" w:w="100"/>
+            </w:tcMar>
+            <w:vAlign w:val="top"/>
+          </w:tcPr>
+          <w:p>
+            <w:pPr>
+              <w:spacing w:after="30"/>
             </w:pPr>
             <w:r>
               <w:rPr>
                 <w:b/>
                 <w:bCs/>
                 <w:color w:val="12355B"/>
-                <w:sz w:val="24"/>
-                <w:szCs w:val="24"/>
-              </w:rPr>
-              <w:t xml:space="preserve">Proportion</w:t>
-            </w:r>
+                <w:sz w:val="21"/>
+                <w:szCs w:val="21"/>
+              </w:rPr>
+              <w:t xml:space="preserve">Simplify</w:t>
+            </w:r>
+          </w:p>
+          <w:p>
+            <w:pPr>
+              <w:spacing w:after="0"/>
+            </w:pPr>
+            <w:r>
+              <w:rPr>
+                <w:i/>
+                <w:iCs/>
+                <w:color w:val="5F6F80"/>
+                <w:sz w:val="18"/>
+                <w:szCs w:val="18"/>
+              </w:rPr>
+              <w:t xml:space="preserve">Simplificar</w:t>
+            </w:r>
+          </w:p>
+        </w:tc>
+        <w:tc>
+          <w:tcPr>
+            <w:tcW w:type="dxa" w:w="3160"/>
+            <w:tcMar>
+              <w:top w:type="dxa" w:w="80"/>
+              <w:left w:type="dxa" w:w="100"/>
+              <w:bottom w:type="dxa" w:w="80"/>
+              <w:right w:type="dxa" w:w="100"/>
+            </w:tcMar>
+            <w:vAlign w:val="top"/>
+          </w:tcPr>
+          <w:p>
+            <w:pPr>
+              <w:spacing w:after="0"/>
+            </w:pPr>
+            <w:r>
+              <w:rPr>
+                <w:sz w:val="20"/>
+                <w:szCs w:val="20"/>
+              </w:rPr>
+              <w:t xml:space="preserve">To write a ratio with smaller numbers that still compares the same way. 6:8 and 3:4 are the same ratio.</w:t>
+            </w:r>
+          </w:p>
+        </w:tc>
+        <w:tc>
+          <w:tcPr>
+            <w:tcW w:type="dxa" w:w="2200"/>
+            <w:tcMar>
+              <w:top w:type="dxa" w:w="80"/>
+              <w:left w:type="dxa" w:w="100"/>
+              <w:bottom w:type="dxa" w:w="80"/>
+              <w:right w:type="dxa" w:w="100"/>
+            </w:tcMar>
+            <w:vAlign w:val="top"/>
+          </w:tcPr>
+          <w:p>
+            <w:pPr>
+              <w:spacing w:after="40"/>
+            </w:pPr>
             <w:r>
               <w:rPr>
                 <w:i/>
@@ -825,89 +1205,41 @@
                 <w:sz w:val="19"/>
                 <w:szCs w:val="19"/>
               </w:rPr>
-              <w:t xml:space="preserve">   Proporción</w:t>
-            </w:r>
-          </w:p>
+              <w:t xml:space="preserve">Not Simplify: write a counter-example that breaks the definition.</w:t>
+            </w:r>
+          </w:p>
+          <w:p>
+            <w:pPr>
+              <w:pBdr>
+                <w:bottom w:val="single" w:color="AFBECC" w:sz="6"/>
+              </w:pBdr>
+              <w:spacing w:after="30" w:before="150"/>
+            </w:pPr>
+            <w:r>
+              <w:t xml:space="preserve"/>
+            </w:r>
+          </w:p>
+        </w:tc>
+        <w:tc>
+          <w:tcPr>
+            <w:tcW w:type="dxa" w:w="2200"/>
+            <w:tcMar>
+              <w:top w:type="dxa" w:w="80"/>
+              <w:left w:type="dxa" w:w="100"/>
+              <w:bottom w:type="dxa" w:w="80"/>
+              <w:right w:type="dxa" w:w="100"/>
+            </w:tcMar>
+            <w:vAlign w:val="top"/>
+          </w:tcPr>
           <w:p>
             <w:pPr>
               <w:spacing w:after="40"/>
-            </w:pPr>
-            <w:r>
-              <w:rPr>
-                <w:sz w:val="21"/>
-                <w:szCs w:val="21"/>
-              </w:rPr>
-              <w:t xml:space="preserve">A math sentence saying two ratios are equal.</w:t>
-            </w:r>
-          </w:p>
-          <w:p>
-            <w:pPr>
-              <w:spacing w:after="0"/>
-            </w:pPr>
-            <w:r>
-              <w:rPr>
-                <w:b/>
-                <w:bCs/>
-                <w:color w:val="1FA6A2"/>
-                <w:sz w:val="18"/>
-                <w:szCs w:val="18"/>
-              </w:rPr>
-              <w:t xml:space="preserve">Example:  </w:t>
-            </w:r>
-            <w:r>
-              <w:rPr>
-                <w:i/>
-                <w:iCs/>
-                <w:color w:val="5F6F80"/>
-                <w:sz w:val="18"/>
-                <w:szCs w:val="18"/>
-              </w:rPr>
-              <w:t xml:space="preserve">2/3 = 4/6</w:t>
-            </w:r>
-          </w:p>
-        </w:tc>
-      </w:tr>
-    </w:tbl>
-    <w:tbl>
-      <w:tblPr>
-        <w:tblW w:type="pct" w:w="100%"/>
-        <w:tblBorders>
-          <w:top w:val="none" w:color="FFFFFF" w:sz="0"/>
-          <w:left w:val="none" w:color="FFFFFF" w:sz="0"/>
-          <w:bottom w:val="single" w:color="C7D2DD" w:sz="4"/>
-          <w:right w:val="none" w:color="FFFFFF" w:sz="0"/>
-          <w:insideH w:val="none" w:color="FFFFFF" w:sz="0"/>
-          <w:insideV w:val="none" w:color="FFFFFF" w:sz="0"/>
-        </w:tblBorders>
-      </w:tblPr>
-      <w:tblGrid>
-        <w:gridCol w:w="1800"/>
-        <w:gridCol w:w="7560"/>
-      </w:tblGrid>
-      <w:tr>
-        <w:trPr>
-          <w:cantSplit/>
-        </w:trPr>
-        <w:tc>
-          <w:tcPr>
-            <w:tcW w:type="dxa" w:w="1800"/>
-            <w:tcMar>
-              <w:top w:type="dxa" w:w="100"/>
-              <w:left w:type="dxa" w:w="40"/>
-              <w:bottom w:type="dxa" w:w="100"/>
-              <w:right w:type="dxa" w:w="120"/>
-            </w:tcMar>
-            <w:vAlign w:val="center"/>
-          </w:tcPr>
-          <w:p>
-            <w:pPr>
-              <w:spacing w:after="0"/>
               <w:jc w:val="center"/>
             </w:pPr>
             <w:r>
               <w:drawing>
                 <wp:inline distT="0" distB="0" distL="0" distR="0">
-                  <wp:extent cx="1047750" cy="790575"/>
+                  <wp:extent cx="876300" cy="657225"/>
                   <wp:effectExtent t="0" r="0" b="0" l="0"/>
                   <wp:docPr id="1" name="" descr="" title=""/>
                   <wp:cNvGraphicFramePr>
@@ -932,7 +1264,7 @@
                         <pic:spPr bwMode="auto">
                           <a:xfrm>
                             <a:off x="0" y="0"/>
-                            <a:ext cx="1047750" cy="790575"/>
+                            <a:ext cx="876300" cy="657225"/>
                           </a:xfrm>
                           <a:prstGeom prst="rect">
                             <a:avLst/>
@@ -945,32 +1277,108 @@
               </w:drawing>
             </w:r>
           </w:p>
-        </w:tc>
-        <w:tc>
-          <w:tcPr>
-            <w:tcW w:type="dxa" w:w="7560"/>
-            <w:tcMar>
-              <w:top w:type="dxa" w:w="100"/>
-              <w:left w:type="dxa" w:w="40"/>
-              <w:bottom w:type="dxa" w:w="100"/>
-              <w:right w:type="dxa" w:w="40"/>
-            </w:tcMar>
-            <w:vAlign w:val="center"/>
-          </w:tcPr>
-          <w:p>
-            <w:pPr>
-              <w:spacing w:after="50"/>
+          <w:p>
+            <w:pPr>
+              <w:spacing w:after="0"/>
+            </w:pPr>
+            <w:r>
+              <w:rPr>
+                <w:i/>
+                <w:iCs/>
+                <w:color w:val="5F6F80"/>
+                <w:sz w:val="18"/>
+                <w:szCs w:val="18"/>
+              </w:rPr>
+              <w:t xml:space="preserve">12:18 → divide both by 6 → 2:3</w:t>
+            </w:r>
+          </w:p>
+        </w:tc>
+      </w:tr>
+      <w:tr>
+        <w:trPr>
+          <w:cantSplit/>
+        </w:trPr>
+        <w:tc>
+          <w:tcPr>
+            <w:tcW w:type="dxa" w:w="1800"/>
+            <w:tcMar>
+              <w:top w:type="dxa" w:w="80"/>
+              <w:left w:type="dxa" w:w="100"/>
+              <w:bottom w:type="dxa" w:w="80"/>
+              <w:right w:type="dxa" w:w="100"/>
+            </w:tcMar>
+            <w:vAlign w:val="top"/>
+          </w:tcPr>
+          <w:p>
+            <w:pPr>
+              <w:spacing w:after="30"/>
             </w:pPr>
             <w:r>
               <w:rPr>
                 <w:b/>
                 <w:bCs/>
                 <w:color w:val="12355B"/>
-                <w:sz w:val="24"/>
-                <w:szCs w:val="24"/>
-              </w:rPr>
-              <w:t xml:space="preserve">Simplify</w:t>
-            </w:r>
+                <w:sz w:val="21"/>
+                <w:szCs w:val="21"/>
+              </w:rPr>
+              <w:t xml:space="preserve">Ratio table</w:t>
+            </w:r>
+          </w:p>
+          <w:p>
+            <w:pPr>
+              <w:spacing w:after="0"/>
+            </w:pPr>
+            <w:r>
+              <w:rPr>
+                <w:i/>
+                <w:iCs/>
+                <w:color w:val="5F6F80"/>
+                <w:sz w:val="18"/>
+                <w:szCs w:val="18"/>
+              </w:rPr>
+              <w:t xml:space="preserve">Tabla de razones</w:t>
+            </w:r>
+          </w:p>
+        </w:tc>
+        <w:tc>
+          <w:tcPr>
+            <w:tcW w:type="dxa" w:w="3160"/>
+            <w:tcMar>
+              <w:top w:type="dxa" w:w="80"/>
+              <w:left w:type="dxa" w:w="100"/>
+              <w:bottom w:type="dxa" w:w="80"/>
+              <w:right w:type="dxa" w:w="100"/>
+            </w:tcMar>
+            <w:vAlign w:val="top"/>
+          </w:tcPr>
+          <w:p>
+            <w:pPr>
+              <w:spacing w:after="0"/>
+            </w:pPr>
+            <w:r>
+              <w:rPr>
+                <w:sz w:val="20"/>
+                <w:szCs w:val="20"/>
+              </w:rPr>
+              <w:t xml:space="preserve">A table of equal ratios that shows a pattern.</w:t>
+            </w:r>
+          </w:p>
+        </w:tc>
+        <w:tc>
+          <w:tcPr>
+            <w:tcW w:type="dxa" w:w="2200"/>
+            <w:tcMar>
+              <w:top w:type="dxa" w:w="80"/>
+              <w:left w:type="dxa" w:w="100"/>
+              <w:bottom w:type="dxa" w:w="80"/>
+              <w:right w:type="dxa" w:w="100"/>
+            </w:tcMar>
+            <w:vAlign w:val="top"/>
+          </w:tcPr>
+          <w:p>
+            <w:pPr>
+              <w:spacing w:after="40"/>
+            </w:pPr>
             <w:r>
               <w:rPr>
                 <w:i/>
@@ -979,89 +1387,41 @@
                 <w:sz w:val="19"/>
                 <w:szCs w:val="19"/>
               </w:rPr>
-              <w:t xml:space="preserve">   Simplificar</w:t>
-            </w:r>
-          </w:p>
+              <w:t xml:space="preserve">Not Ratio table: write a counter-example that breaks the definition.</w:t>
+            </w:r>
+          </w:p>
+          <w:p>
+            <w:pPr>
+              <w:pBdr>
+                <w:bottom w:val="single" w:color="AFBECC" w:sz="6"/>
+              </w:pBdr>
+              <w:spacing w:after="30" w:before="150"/>
+            </w:pPr>
+            <w:r>
+              <w:t xml:space="preserve"/>
+            </w:r>
+          </w:p>
+        </w:tc>
+        <w:tc>
+          <w:tcPr>
+            <w:tcW w:type="dxa" w:w="2200"/>
+            <w:tcMar>
+              <w:top w:type="dxa" w:w="80"/>
+              <w:left w:type="dxa" w:w="100"/>
+              <w:bottom w:type="dxa" w:w="80"/>
+              <w:right w:type="dxa" w:w="100"/>
+            </w:tcMar>
+            <w:vAlign w:val="top"/>
+          </w:tcPr>
           <w:p>
             <w:pPr>
               <w:spacing w:after="40"/>
-            </w:pPr>
-            <w:r>
-              <w:rPr>
-                <w:sz w:val="21"/>
-                <w:szCs w:val="21"/>
-              </w:rPr>
-              <w:t xml:space="preserve">To write a ratio with smaller numbers that still compares the same way. 6:8 and 3:4 are the same ratio.</w:t>
-            </w:r>
-          </w:p>
-          <w:p>
-            <w:pPr>
-              <w:spacing w:after="0"/>
-            </w:pPr>
-            <w:r>
-              <w:rPr>
-                <w:b/>
-                <w:bCs/>
-                <w:color w:val="1FA6A2"/>
-                <w:sz w:val="18"/>
-                <w:szCs w:val="18"/>
-              </w:rPr>
-              <w:t xml:space="preserve">Example:  </w:t>
-            </w:r>
-            <w:r>
-              <w:rPr>
-                <w:i/>
-                <w:iCs/>
-                <w:color w:val="5F6F80"/>
-                <w:sz w:val="18"/>
-                <w:szCs w:val="18"/>
-              </w:rPr>
-              <w:t xml:space="preserve">12:18 → divide both by 6 → 2:3</w:t>
-            </w:r>
-          </w:p>
-        </w:tc>
-      </w:tr>
-    </w:tbl>
-    <w:tbl>
-      <w:tblPr>
-        <w:tblW w:type="pct" w:w="100%"/>
-        <w:tblBorders>
-          <w:top w:val="none" w:color="FFFFFF" w:sz="0"/>
-          <w:left w:val="none" w:color="FFFFFF" w:sz="0"/>
-          <w:bottom w:val="single" w:color="C7D2DD" w:sz="4"/>
-          <w:right w:val="none" w:color="FFFFFF" w:sz="0"/>
-          <w:insideH w:val="none" w:color="FFFFFF" w:sz="0"/>
-          <w:insideV w:val="none" w:color="FFFFFF" w:sz="0"/>
-        </w:tblBorders>
-      </w:tblPr>
-      <w:tblGrid>
-        <w:gridCol w:w="1800"/>
-        <w:gridCol w:w="7560"/>
-      </w:tblGrid>
-      <w:tr>
-        <w:trPr>
-          <w:cantSplit/>
-        </w:trPr>
-        <w:tc>
-          <w:tcPr>
-            <w:tcW w:type="dxa" w:w="1800"/>
-            <w:tcMar>
-              <w:top w:type="dxa" w:w="100"/>
-              <w:left w:type="dxa" w:w="40"/>
-              <w:bottom w:type="dxa" w:w="100"/>
-              <w:right w:type="dxa" w:w="120"/>
-            </w:tcMar>
-            <w:vAlign w:val="center"/>
-          </w:tcPr>
-          <w:p>
-            <w:pPr>
-              <w:spacing w:after="0"/>
               <w:jc w:val="center"/>
             </w:pPr>
             <w:r>
               <w:drawing>
                 <wp:inline distT="0" distB="0" distL="0" distR="0">
-                  <wp:extent cx="1047750" cy="790575"/>
+                  <wp:extent cx="876300" cy="657225"/>
                   <wp:effectExtent t="0" r="0" b="0" l="0"/>
                   <wp:docPr id="1" name="" descr="" title=""/>
                   <wp:cNvGraphicFramePr>
@@ -1086,7 +1446,7 @@
                         <pic:spPr bwMode="auto">
                           <a:xfrm>
                             <a:off x="0" y="0"/>
-                            <a:ext cx="1047750" cy="790575"/>
+                            <a:ext cx="876300" cy="657225"/>
                           </a:xfrm>
                           <a:prstGeom prst="rect">
                             <a:avLst/>
@@ -1099,69 +1459,10 @@
               </w:drawing>
             </w:r>
           </w:p>
-        </w:tc>
-        <w:tc>
-          <w:tcPr>
-            <w:tcW w:type="dxa" w:w="7560"/>
-            <w:tcMar>
-              <w:top w:type="dxa" w:w="100"/>
-              <w:left w:type="dxa" w:w="40"/>
-              <w:bottom w:type="dxa" w:w="100"/>
-              <w:right w:type="dxa" w:w="40"/>
-            </w:tcMar>
-            <w:vAlign w:val="center"/>
-          </w:tcPr>
-          <w:p>
-            <w:pPr>
-              <w:spacing w:after="50"/>
-            </w:pPr>
-            <w:r>
-              <w:rPr>
-                <w:b/>
-                <w:bCs/>
-                <w:color w:val="12355B"/>
-                <w:sz w:val="24"/>
-                <w:szCs w:val="24"/>
-              </w:rPr>
-              <w:t xml:space="preserve">Ratio table</w:t>
-            </w:r>
-            <w:r>
-              <w:rPr>
-                <w:i/>
-                <w:iCs/>
-                <w:color w:val="5F6F80"/>
-                <w:sz w:val="19"/>
-                <w:szCs w:val="19"/>
-              </w:rPr>
-              <w:t xml:space="preserve">   Tabla de razones</w:t>
-            </w:r>
-          </w:p>
-          <w:p>
-            <w:pPr>
-              <w:spacing w:after="40"/>
-            </w:pPr>
-            <w:r>
-              <w:rPr>
-                <w:sz w:val="21"/>
-                <w:szCs w:val="21"/>
-              </w:rPr>
-              <w:t xml:space="preserve">A table of equal ratios that shows a pattern.</w:t>
-            </w:r>
-          </w:p>
           <w:p>
             <w:pPr>
               <w:spacing w:after="0"/>
             </w:pPr>
-            <w:r>
-              <w:rPr>
-                <w:b/>
-                <w:bCs/>
-                <w:color w:val="1FA6A2"/>
-                <w:sz w:val="18"/>
-                <w:szCs w:val="18"/>
-              </w:rPr>
-              <w:t xml:space="preserve">Example:  </w:t>
-            </w:r>
             <w:r>
               <w:rPr>
                 <w:i/>
@@ -3398,7 +3699,7 @@
           <w:sz w:val="19"/>
           <w:szCs w:val="19"/>
         </w:rPr>
-        <w:t xml:space="preserve">   You Do — show your work</w:t>
+        <w:t xml:space="preserve">   You Do — show your work and reasoning</w:t>
       </w:r>
     </w:p>
     <w:p>
@@ -3413,7 +3714,7 @@
           <w:sz w:val="19"/>
           <w:szCs w:val="19"/>
         </w:rPr>
-        <w:t xml:space="preserve">Solve each problem. Show your thinking in the work box.</w:t>
+        <w:t xml:space="preserve">Solve each problem in the middle column and explain your reasoning using the sentence starters on the right.</w:t>
       </w:r>
     </w:p>
     <w:p>
@@ -3442,120 +3743,219 @@
         <w:t xml:space="preserve">   extra scaffolding</w:t>
       </w:r>
     </w:p>
-    <w:p>
-      <w:pPr>
-        <w:keepNext/>
-        <w:spacing w:after="60" w:before="160"/>
-      </w:pPr>
-      <w:r>
-        <w:rPr>
-          <w:b/>
-          <w:bCs/>
-          <w:color w:val="12355B"/>
-          <w:sz w:val="22"/>
-          <w:szCs w:val="22"/>
-        </w:rPr>
-        <w:t xml:space="preserve">1.  </w:t>
-      </w:r>
-      <w:r>
-        <w:rPr>
-          <w:b/>
-          <w:bCs/>
-          <w:sz w:val="21"/>
-          <w:szCs w:val="21"/>
-        </w:rPr>
-        <w:t xml:space="preserve">Which ratio is NOT equivalent to 6:9?</w:t>
-      </w:r>
-    </w:p>
-    <w:p>
-      <w:pPr>
-        <w:spacing w:after="40"/>
-        <w:ind w:left="420"/>
-      </w:pPr>
-      <w:r>
-        <w:rPr>
-          <w:sz w:val="20"/>
-          <w:szCs w:val="20"/>
-        </w:rPr>
-        <w:t xml:space="preserve">A)  2:3</w:t>
-      </w:r>
-    </w:p>
-    <w:p>
-      <w:pPr>
-        <w:spacing w:after="40"/>
-        <w:ind w:left="420"/>
-      </w:pPr>
-      <w:r>
-        <w:rPr>
-          <w:sz w:val="20"/>
-          <w:szCs w:val="20"/>
-        </w:rPr>
-        <w:t xml:space="preserve">B)  3:5</w:t>
-      </w:r>
-    </w:p>
-    <w:p>
-      <w:pPr>
-        <w:spacing w:after="40"/>
-        <w:ind w:left="420"/>
-      </w:pPr>
-      <w:r>
-        <w:rPr>
-          <w:sz w:val="20"/>
-          <w:szCs w:val="20"/>
-        </w:rPr>
-        <w:t xml:space="preserve">C)  12:18</w:t>
-      </w:r>
-    </w:p>
-    <w:p>
-      <w:pPr>
-        <w:spacing w:after="40"/>
-        <w:ind w:left="420"/>
-      </w:pPr>
-      <w:r>
-        <w:rPr>
-          <w:sz w:val="20"/>
-          <w:szCs w:val="20"/>
-        </w:rPr>
-        <w:t xml:space="preserve">D)  18:27</w:t>
-      </w:r>
-    </w:p>
-    <w:p>
-      <w:pPr>
-        <w:spacing w:after="20"/>
-      </w:pPr>
-      <w:r>
-        <w:t xml:space="preserve"/>
-      </w:r>
-    </w:p>
     <w:tbl>
       <w:tblPr>
-        <w:tblW w:type="pct" w:w="100%"/>
+        <w:tblW w:type="dxa" w:w="9360"/>
         <w:tblBorders>
           <w:top w:val="single" w:color="C7D2DD" w:sz="6"/>
           <w:left w:val="single" w:color="C7D2DD" w:sz="6"/>
           <w:bottom w:val="single" w:color="C7D2DD" w:sz="6"/>
           <w:right w:val="single" w:color="C7D2DD" w:sz="6"/>
-          <w:insideH w:val="single" w:color="auto" w:sz="4"/>
-          <w:insideV w:val="single" w:color="auto" w:sz="4"/>
+          <w:insideH w:val="single" w:color="C7D2DD" w:sz="6"/>
+          <w:insideV w:val="single" w:color="C7D2DD" w:sz="6"/>
         </w:tblBorders>
       </w:tblPr>
       <w:tblGrid>
-        <w:gridCol w:w="100"/>
+        <w:gridCol w:w="2800"/>
+        <w:gridCol w:w="3560"/>
+        <w:gridCol w:w="3000"/>
       </w:tblGrid>
       <w:tr>
-        <w:tc>
-          <w:tcPr>
+        <w:trPr>
+          <w:cantSplit/>
+          <w:tblHeader/>
+        </w:trPr>
+        <w:tc>
+          <w:tcPr>
+            <w:tcW w:type="dxa" w:w="2800"/>
+            <w:shd w:fill="EEF4F8" w:color="auto" w:val="clear"/>
+            <w:tcMar>
+              <w:top w:type="dxa" w:w="60"/>
+              <w:left w:type="dxa" w:w="100"/>
+              <w:bottom w:type="dxa" w:w="60"/>
+              <w:right w:type="dxa" w:w="100"/>
+            </w:tcMar>
+          </w:tcPr>
+          <w:p>
+            <w:pPr>
+              <w:spacing w:after="0"/>
+            </w:pPr>
+            <w:r>
+              <w:rPr>
+                <w:b/>
+                <w:bCs/>
+                <w:color w:val="12355B"/>
+                <w:sz w:val="16"/>
+                <w:szCs w:val="16"/>
+              </w:rPr>
+              <w:t xml:space="preserve">CORE PROBLEM / GIVEN REPRESENTATION</w:t>
+            </w:r>
+          </w:p>
+        </w:tc>
+        <w:tc>
+          <w:tcPr>
+            <w:tcW w:type="dxa" w:w="3560"/>
+            <w:shd w:fill="EEF4F8" w:color="auto" w:val="clear"/>
+            <w:tcMar>
+              <w:top w:type="dxa" w:w="60"/>
+              <w:left w:type="dxa" w:w="100"/>
+              <w:bottom w:type="dxa" w:w="60"/>
+              <w:right w:type="dxa" w:w="100"/>
+            </w:tcMar>
+          </w:tcPr>
+          <w:p>
+            <w:pPr>
+              <w:spacing w:after="0"/>
+            </w:pPr>
+            <w:r>
+              <w:rPr>
+                <w:b/>
+                <w:bCs/>
+                <w:color w:val="12355B"/>
+                <w:sz w:val="16"/>
+                <w:szCs w:val="16"/>
+              </w:rPr>
+              <w:t xml:space="preserve">WORKING SPACE / CALCULATION STEPS</w:t>
+            </w:r>
+          </w:p>
+        </w:tc>
+        <w:tc>
+          <w:tcPr>
+            <w:tcW w:type="dxa" w:w="3000"/>
             <w:shd w:fill="FBF3E2" w:color="auto" w:val="clear"/>
             <w:tcMar>
               <w:top w:type="dxa" w:w="60"/>
-              <w:left w:type="dxa" w:w="120"/>
+              <w:left w:type="dxa" w:w="100"/>
               <w:bottom w:type="dxa" w:w="60"/>
-              <w:right w:type="dxa" w:w="120"/>
-            </w:tcMar>
-          </w:tcPr>
-          <w:p>
-            <w:pPr>
-              <w:spacing w:after="0" w:line="320"/>
+              <w:right w:type="dxa" w:w="100"/>
+            </w:tcMar>
+          </w:tcPr>
+          <w:p>
+            <w:pPr>
+              <w:spacing w:after="0"/>
+            </w:pPr>
+            <w:r>
+              <w:rPr>
+                <w:b/>
+                <w:bCs/>
+                <w:color w:val="B97A12"/>
+                <w:sz w:val="16"/>
+                <w:szCs w:val="16"/>
+              </w:rPr>
+              <w:t xml:space="preserve">EXPLAIN YOUR REASONING</w:t>
+            </w:r>
+          </w:p>
+        </w:tc>
+      </w:tr>
+      <w:tr>
+        <w:trPr>
+          <w:cantSplit/>
+        </w:trPr>
+        <w:tc>
+          <w:tcPr>
+            <w:tcW w:type="dxa" w:w="2800"/>
+            <w:tcMar>
+              <w:top w:type="dxa" w:w="80"/>
+              <w:left w:type="dxa" w:w="100"/>
+              <w:bottom w:type="dxa" w:w="80"/>
+              <w:right w:type="dxa" w:w="100"/>
+            </w:tcMar>
+            <w:vAlign w:val="top"/>
+          </w:tcPr>
+          <w:p>
+            <w:pPr>
+              <w:spacing w:after="60"/>
+            </w:pPr>
+            <w:r>
+              <w:rPr>
+                <w:b/>
+                <w:bCs/>
+                <w:color w:val="12355B"/>
+                <w:sz w:val="21"/>
+                <w:szCs w:val="21"/>
+              </w:rPr>
+              <w:t xml:space="preserve">1.  </w:t>
+            </w:r>
+            <w:r>
+              <w:rPr>
+                <w:b/>
+                <w:bCs/>
+                <w:sz w:val="20"/>
+                <w:szCs w:val="20"/>
+              </w:rPr>
+              <w:t xml:space="preserve">Which ratio is NOT equivalent to 6:9?</w:t>
+            </w:r>
+          </w:p>
+          <w:p>
+            <w:pPr>
+              <w:spacing w:after="30"/>
+              <w:ind w:left="180"/>
+            </w:pPr>
+            <w:r>
+              <w:rPr>
+                <w:sz w:val="19"/>
+                <w:szCs w:val="19"/>
+              </w:rPr>
+              <w:t xml:space="preserve">A)  2:3</w:t>
+            </w:r>
+          </w:p>
+          <w:p>
+            <w:pPr>
+              <w:spacing w:after="30"/>
+              <w:ind w:left="180"/>
+            </w:pPr>
+            <w:r>
+              <w:rPr>
+                <w:sz w:val="19"/>
+                <w:szCs w:val="19"/>
+              </w:rPr>
+              <w:t xml:space="preserve">B)  3:5</w:t>
+            </w:r>
+          </w:p>
+          <w:p>
+            <w:pPr>
+              <w:spacing w:after="30"/>
+              <w:ind w:left="180"/>
+            </w:pPr>
+            <w:r>
+              <w:rPr>
+                <w:sz w:val="19"/>
+                <w:szCs w:val="19"/>
+              </w:rPr>
+              <w:t xml:space="preserve">C)  12:18</w:t>
+            </w:r>
+          </w:p>
+          <w:p>
+            <w:pPr>
+              <w:spacing w:after="30"/>
+              <w:ind w:left="180"/>
+            </w:pPr>
+            <w:r>
+              <w:rPr>
+                <w:sz w:val="19"/>
+                <w:szCs w:val="19"/>
+              </w:rPr>
+              <w:t xml:space="preserve">D)  18:27</w:t>
+            </w:r>
+          </w:p>
+        </w:tc>
+        <w:tc>
+          <w:tcPr>
+            <w:tcW w:type="dxa" w:w="3560"/>
+            <w:tcMar>
+              <w:top w:type="dxa" w:w="80"/>
+              <w:left w:type="dxa" w:w="100"/>
+              <w:bottom w:type="dxa" w:w="80"/>
+              <w:right w:type="dxa" w:w="100"/>
+            </w:tcMar>
+            <w:vAlign w:val="top"/>
+          </w:tcPr>
+          <w:p>
+            <w:pPr>
+              <w:pBdr>
+                <w:bottom w:val="single" w:color="AFBECC" w:sz="6"/>
+              </w:pBdr>
+              <w:spacing w:after="30" w:before="150"/>
             </w:pPr>
             <w:r>
               <w:t xml:space="preserve"/>
@@ -3563,7 +3963,147 @@
           </w:p>
           <w:p>
             <w:pPr>
-              <w:spacing w:after="0" w:line="320"/>
+              <w:pBdr>
+                <w:bottom w:val="single" w:color="AFBECC" w:sz="6"/>
+              </w:pBdr>
+              <w:spacing w:after="30" w:before="150"/>
+            </w:pPr>
+            <w:r>
+              <w:t xml:space="preserve"/>
+            </w:r>
+          </w:p>
+          <w:p>
+            <w:pPr>
+              <w:pBdr>
+                <w:bottom w:val="single" w:color="AFBECC" w:sz="6"/>
+              </w:pBdr>
+              <w:spacing w:after="30" w:before="150"/>
+            </w:pPr>
+            <w:r>
+              <w:t xml:space="preserve"/>
+            </w:r>
+          </w:p>
+          <w:p>
+            <w:pPr>
+              <w:pBdr>
+                <w:bottom w:val="single" w:color="AFBECC" w:sz="6"/>
+              </w:pBdr>
+              <w:spacing w:after="30" w:before="150"/>
+            </w:pPr>
+            <w:r>
+              <w:t xml:space="preserve"/>
+            </w:r>
+          </w:p>
+        </w:tc>
+        <w:tc>
+          <w:tcPr>
+            <w:tcW w:type="dxa" w:w="3000"/>
+            <w:shd w:fill="FBF3E2" w:color="auto" w:val="clear"/>
+            <w:tcMar>
+              <w:top w:type="dxa" w:w="80"/>
+              <w:left w:type="dxa" w:w="100"/>
+              <w:bottom w:type="dxa" w:w="80"/>
+              <w:right w:type="dxa" w:w="100"/>
+            </w:tcMar>
+            <w:vAlign w:val="top"/>
+          </w:tcPr>
+          <w:p>
+            <w:pPr>
+              <w:spacing w:after="40"/>
+            </w:pPr>
+            <w:r>
+              <w:rPr>
+                <w:b/>
+                <w:bCs/>
+                <w:color w:val="12355B"/>
+                <w:sz w:val="19"/>
+                <w:szCs w:val="19"/>
+              </w:rPr>
+              <w:t xml:space="preserve">Because... </w:t>
+            </w:r>
+            <w:r>
+              <w:rPr>
+                <w:color w:val="AFBECC"/>
+                <w:sz w:val="19"/>
+                <w:szCs w:val="19"/>
+              </w:rPr>
+              <w:t xml:space="preserve">________________</w:t>
+            </w:r>
+          </w:p>
+          <w:p>
+            <w:pPr>
+              <w:pBdr>
+                <w:bottom w:val="single" w:color="AFBECC" w:sz="6"/>
+              </w:pBdr>
+              <w:spacing w:after="30" w:before="150"/>
+            </w:pPr>
+            <w:r>
+              <w:t xml:space="preserve"/>
+            </w:r>
+          </w:p>
+          <w:p>
+            <w:pPr>
+              <w:spacing w:after="40" w:before="80"/>
+            </w:pPr>
+            <w:r>
+              <w:rPr>
+                <w:b/>
+                <w:bCs/>
+                <w:color w:val="6B4FA0"/>
+                <w:sz w:val="19"/>
+                <w:szCs w:val="19"/>
+              </w:rPr>
+              <w:t xml:space="preserve">Although... </w:t>
+            </w:r>
+            <w:r>
+              <w:rPr>
+                <w:color w:val="AFBECC"/>
+                <w:sz w:val="19"/>
+                <w:szCs w:val="19"/>
+              </w:rPr>
+              <w:t xml:space="preserve">_______________</w:t>
+            </w:r>
+          </w:p>
+          <w:p>
+            <w:pPr>
+              <w:pBdr>
+                <w:bottom w:val="single" w:color="AFBECC" w:sz="6"/>
+              </w:pBdr>
+              <w:spacing w:after="30" w:before="150"/>
+            </w:pPr>
+            <w:r>
+              <w:t xml:space="preserve"/>
+            </w:r>
+          </w:p>
+          <w:p>
+            <w:pPr>
+              <w:spacing w:after="40" w:before="80"/>
+            </w:pPr>
+            <w:r>
+              <w:rPr>
+                <w:b/>
+                <w:bCs/>
+                <w:color w:val="1FA6A2"/>
+                <w:sz w:val="19"/>
+                <w:szCs w:val="19"/>
+              </w:rPr>
+              <w:t xml:space="preserve">Therefore... </w:t>
+            </w:r>
+            <w:r>
+              <w:rPr>
+                <w:color w:val="AFBECC"/>
+                <w:sz w:val="19"/>
+                <w:szCs w:val="19"/>
+              </w:rPr>
+              <w:t xml:space="preserve">______________</w:t>
+            </w:r>
+          </w:p>
+          <w:p>
+            <w:pPr>
+              <w:pBdr>
+                <w:bottom w:val="single" w:color="AFBECC" w:sz="6"/>
+              </w:pBdr>
+              <w:spacing w:after="30" w:before="150"/>
             </w:pPr>
             <w:r>
               <w:t xml:space="preserve"/>
@@ -3574,84 +4114,7 @@
     </w:tbl>
     <w:p>
       <w:pPr>
-        <w:keepNext/>
-        <w:spacing w:after="60" w:before="160"/>
-      </w:pPr>
-      <w:r>
-        <w:rPr>
-          <w:b/>
-          <w:bCs/>
-          <w:color w:val="12355B"/>
-          <w:sz w:val="22"/>
-          <w:szCs w:val="22"/>
-        </w:rPr>
-        <w:t xml:space="preserve">2.  </w:t>
-      </w:r>
-      <w:r>
-        <w:rPr>
-          <w:b/>
-          <w:bCs/>
-          <w:sz w:val="21"/>
-          <w:szCs w:val="21"/>
-        </w:rPr>
-        <w:t xml:space="preserve">What is the simplest form of the ratio 15:25?</w:t>
-      </w:r>
-    </w:p>
-    <w:p>
-      <w:pPr>
-        <w:spacing w:after="40"/>
-        <w:ind w:left="420"/>
-      </w:pPr>
-      <w:r>
-        <w:rPr>
-          <w:sz w:val="20"/>
-          <w:szCs w:val="20"/>
-        </w:rPr>
-        <w:t xml:space="preserve">A)  1:5</w:t>
-      </w:r>
-    </w:p>
-    <w:p>
-      <w:pPr>
-        <w:spacing w:after="40"/>
-        <w:ind w:left="420"/>
-      </w:pPr>
-      <w:r>
-        <w:rPr>
-          <w:sz w:val="20"/>
-          <w:szCs w:val="20"/>
-        </w:rPr>
-        <w:t xml:space="preserve">B)  3:5</w:t>
-      </w:r>
-    </w:p>
-    <w:p>
-      <w:pPr>
-        <w:spacing w:after="40"/>
-        <w:ind w:left="420"/>
-      </w:pPr>
-      <w:r>
-        <w:rPr>
-          <w:sz w:val="20"/>
-          <w:szCs w:val="20"/>
-        </w:rPr>
-        <w:t xml:space="preserve">C)  5:3</w:t>
-      </w:r>
-    </w:p>
-    <w:p>
-      <w:pPr>
-        <w:spacing w:after="40"/>
-        <w:ind w:left="420"/>
-      </w:pPr>
-      <w:r>
-        <w:rPr>
-          <w:sz w:val="20"/>
-          <w:szCs w:val="20"/>
-        </w:rPr>
-        <w:t xml:space="preserve">D)  15:25</w:t>
-      </w:r>
-    </w:p>
-    <w:p>
-      <w:pPr>
-        <w:spacing w:after="20"/>
+        <w:spacing w:after="80"/>
       </w:pPr>
       <w:r>
         <w:t xml:space="preserve"/>
@@ -3659,33 +4122,217 @@
     </w:p>
     <w:tbl>
       <w:tblPr>
-        <w:tblW w:type="pct" w:w="100%"/>
+        <w:tblW w:type="dxa" w:w="9360"/>
         <w:tblBorders>
           <w:top w:val="single" w:color="C7D2DD" w:sz="6"/>
           <w:left w:val="single" w:color="C7D2DD" w:sz="6"/>
           <w:bottom w:val="single" w:color="C7D2DD" w:sz="6"/>
           <w:right w:val="single" w:color="C7D2DD" w:sz="6"/>
-          <w:insideH w:val="single" w:color="auto" w:sz="4"/>
-          <w:insideV w:val="single" w:color="auto" w:sz="4"/>
+          <w:insideH w:val="single" w:color="C7D2DD" w:sz="6"/>
+          <w:insideV w:val="single" w:color="C7D2DD" w:sz="6"/>
         </w:tblBorders>
       </w:tblPr>
       <w:tblGrid>
-        <w:gridCol w:w="100"/>
+        <w:gridCol w:w="2800"/>
+        <w:gridCol w:w="3560"/>
+        <w:gridCol w:w="3000"/>
       </w:tblGrid>
       <w:tr>
-        <w:tc>
-          <w:tcPr>
+        <w:trPr>
+          <w:cantSplit/>
+          <w:tblHeader/>
+        </w:trPr>
+        <w:tc>
+          <w:tcPr>
+            <w:tcW w:type="dxa" w:w="2800"/>
+            <w:shd w:fill="EEF4F8" w:color="auto" w:val="clear"/>
+            <w:tcMar>
+              <w:top w:type="dxa" w:w="60"/>
+              <w:left w:type="dxa" w:w="100"/>
+              <w:bottom w:type="dxa" w:w="60"/>
+              <w:right w:type="dxa" w:w="100"/>
+            </w:tcMar>
+          </w:tcPr>
+          <w:p>
+            <w:pPr>
+              <w:spacing w:after="0"/>
+            </w:pPr>
+            <w:r>
+              <w:rPr>
+                <w:b/>
+                <w:bCs/>
+                <w:color w:val="12355B"/>
+                <w:sz w:val="16"/>
+                <w:szCs w:val="16"/>
+              </w:rPr>
+              <w:t xml:space="preserve">CORE PROBLEM / GIVEN REPRESENTATION</w:t>
+            </w:r>
+          </w:p>
+        </w:tc>
+        <w:tc>
+          <w:tcPr>
+            <w:tcW w:type="dxa" w:w="3560"/>
+            <w:shd w:fill="EEF4F8" w:color="auto" w:val="clear"/>
+            <w:tcMar>
+              <w:top w:type="dxa" w:w="60"/>
+              <w:left w:type="dxa" w:w="100"/>
+              <w:bottom w:type="dxa" w:w="60"/>
+              <w:right w:type="dxa" w:w="100"/>
+            </w:tcMar>
+          </w:tcPr>
+          <w:p>
+            <w:pPr>
+              <w:spacing w:after="0"/>
+            </w:pPr>
+            <w:r>
+              <w:rPr>
+                <w:b/>
+                <w:bCs/>
+                <w:color w:val="12355B"/>
+                <w:sz w:val="16"/>
+                <w:szCs w:val="16"/>
+              </w:rPr>
+              <w:t xml:space="preserve">WORKING SPACE / CALCULATION STEPS</w:t>
+            </w:r>
+          </w:p>
+        </w:tc>
+        <w:tc>
+          <w:tcPr>
+            <w:tcW w:type="dxa" w:w="3000"/>
             <w:shd w:fill="FBF3E2" w:color="auto" w:val="clear"/>
             <w:tcMar>
               <w:top w:type="dxa" w:w="60"/>
-              <w:left w:type="dxa" w:w="120"/>
+              <w:left w:type="dxa" w:w="100"/>
               <w:bottom w:type="dxa" w:w="60"/>
-              <w:right w:type="dxa" w:w="120"/>
-            </w:tcMar>
-          </w:tcPr>
-          <w:p>
-            <w:pPr>
-              <w:spacing w:after="0" w:line="320"/>
+              <w:right w:type="dxa" w:w="100"/>
+            </w:tcMar>
+          </w:tcPr>
+          <w:p>
+            <w:pPr>
+              <w:spacing w:after="0"/>
+            </w:pPr>
+            <w:r>
+              <w:rPr>
+                <w:b/>
+                <w:bCs/>
+                <w:color w:val="B97A12"/>
+                <w:sz w:val="16"/>
+                <w:szCs w:val="16"/>
+              </w:rPr>
+              <w:t xml:space="preserve">EXPLAIN YOUR REASONING</w:t>
+            </w:r>
+          </w:p>
+        </w:tc>
+      </w:tr>
+      <w:tr>
+        <w:trPr>
+          <w:cantSplit/>
+        </w:trPr>
+        <w:tc>
+          <w:tcPr>
+            <w:tcW w:type="dxa" w:w="2800"/>
+            <w:tcMar>
+              <w:top w:type="dxa" w:w="80"/>
+              <w:left w:type="dxa" w:w="100"/>
+              <w:bottom w:type="dxa" w:w="80"/>
+              <w:right w:type="dxa" w:w="100"/>
+            </w:tcMar>
+            <w:vAlign w:val="top"/>
+          </w:tcPr>
+          <w:p>
+            <w:pPr>
+              <w:spacing w:after="60"/>
+            </w:pPr>
+            <w:r>
+              <w:rPr>
+                <w:b/>
+                <w:bCs/>
+                <w:color w:val="12355B"/>
+                <w:sz w:val="21"/>
+                <w:szCs w:val="21"/>
+              </w:rPr>
+              <w:t xml:space="preserve">2.  </w:t>
+            </w:r>
+            <w:r>
+              <w:rPr>
+                <w:b/>
+                <w:bCs/>
+                <w:sz w:val="20"/>
+                <w:szCs w:val="20"/>
+              </w:rPr>
+              <w:t xml:space="preserve">What is the simplest form of the ratio 15:25?</w:t>
+            </w:r>
+          </w:p>
+          <w:p>
+            <w:pPr>
+              <w:spacing w:after="30"/>
+              <w:ind w:left="180"/>
+            </w:pPr>
+            <w:r>
+              <w:rPr>
+                <w:sz w:val="19"/>
+                <w:szCs w:val="19"/>
+              </w:rPr>
+              <w:t xml:space="preserve">A)  1:5</w:t>
+            </w:r>
+          </w:p>
+          <w:p>
+            <w:pPr>
+              <w:spacing w:after="30"/>
+              <w:ind w:left="180"/>
+            </w:pPr>
+            <w:r>
+              <w:rPr>
+                <w:sz w:val="19"/>
+                <w:szCs w:val="19"/>
+              </w:rPr>
+              <w:t xml:space="preserve">B)  3:5</w:t>
+            </w:r>
+          </w:p>
+          <w:p>
+            <w:pPr>
+              <w:spacing w:after="30"/>
+              <w:ind w:left="180"/>
+            </w:pPr>
+            <w:r>
+              <w:rPr>
+                <w:sz w:val="19"/>
+                <w:szCs w:val="19"/>
+              </w:rPr>
+              <w:t xml:space="preserve">C)  5:3</w:t>
+            </w:r>
+          </w:p>
+          <w:p>
+            <w:pPr>
+              <w:spacing w:after="30"/>
+              <w:ind w:left="180"/>
+            </w:pPr>
+            <w:r>
+              <w:rPr>
+                <w:sz w:val="19"/>
+                <w:szCs w:val="19"/>
+              </w:rPr>
+              <w:t xml:space="preserve">D)  15:25</w:t>
+            </w:r>
+          </w:p>
+        </w:tc>
+        <w:tc>
+          <w:tcPr>
+            <w:tcW w:type="dxa" w:w="3560"/>
+            <w:tcMar>
+              <w:top w:type="dxa" w:w="80"/>
+              <w:left w:type="dxa" w:w="100"/>
+              <w:bottom w:type="dxa" w:w="80"/>
+              <w:right w:type="dxa" w:w="100"/>
+            </w:tcMar>
+            <w:vAlign w:val="top"/>
+          </w:tcPr>
+          <w:p>
+            <w:pPr>
+              <w:pBdr>
+                <w:bottom w:val="single" w:color="AFBECC" w:sz="6"/>
+              </w:pBdr>
+              <w:spacing w:after="30" w:before="150"/>
             </w:pPr>
             <w:r>
               <w:t xml:space="preserve"/>
@@ -3693,7 +4340,147 @@
           </w:p>
           <w:p>
             <w:pPr>
-              <w:spacing w:after="0" w:line="320"/>
+              <w:pBdr>
+                <w:bottom w:val="single" w:color="AFBECC" w:sz="6"/>
+              </w:pBdr>
+              <w:spacing w:after="30" w:before="150"/>
+            </w:pPr>
+            <w:r>
+              <w:t xml:space="preserve"/>
+            </w:r>
+          </w:p>
+          <w:p>
+            <w:pPr>
+              <w:pBdr>
+                <w:bottom w:val="single" w:color="AFBECC" w:sz="6"/>
+              </w:pBdr>
+              <w:spacing w:after="30" w:before="150"/>
+            </w:pPr>
+            <w:r>
+              <w:t xml:space="preserve"/>
+            </w:r>
+          </w:p>
+          <w:p>
+            <w:pPr>
+              <w:pBdr>
+                <w:bottom w:val="single" w:color="AFBECC" w:sz="6"/>
+              </w:pBdr>
+              <w:spacing w:after="30" w:before="150"/>
+            </w:pPr>
+            <w:r>
+              <w:t xml:space="preserve"/>
+            </w:r>
+          </w:p>
+        </w:tc>
+        <w:tc>
+          <w:tcPr>
+            <w:tcW w:type="dxa" w:w="3000"/>
+            <w:shd w:fill="FBF3E2" w:color="auto" w:val="clear"/>
+            <w:tcMar>
+              <w:top w:type="dxa" w:w="80"/>
+              <w:left w:type="dxa" w:w="100"/>
+              <w:bottom w:type="dxa" w:w="80"/>
+              <w:right w:type="dxa" w:w="100"/>
+            </w:tcMar>
+            <w:vAlign w:val="top"/>
+          </w:tcPr>
+          <w:p>
+            <w:pPr>
+              <w:spacing w:after="40"/>
+            </w:pPr>
+            <w:r>
+              <w:rPr>
+                <w:b/>
+                <w:bCs/>
+                <w:color w:val="12355B"/>
+                <w:sz w:val="19"/>
+                <w:szCs w:val="19"/>
+              </w:rPr>
+              <w:t xml:space="preserve">Because... </w:t>
+            </w:r>
+            <w:r>
+              <w:rPr>
+                <w:color w:val="AFBECC"/>
+                <w:sz w:val="19"/>
+                <w:szCs w:val="19"/>
+              </w:rPr>
+              <w:t xml:space="preserve">________________</w:t>
+            </w:r>
+          </w:p>
+          <w:p>
+            <w:pPr>
+              <w:pBdr>
+                <w:bottom w:val="single" w:color="AFBECC" w:sz="6"/>
+              </w:pBdr>
+              <w:spacing w:after="30" w:before="150"/>
+            </w:pPr>
+            <w:r>
+              <w:t xml:space="preserve"/>
+            </w:r>
+          </w:p>
+          <w:p>
+            <w:pPr>
+              <w:spacing w:after="40" w:before="80"/>
+            </w:pPr>
+            <w:r>
+              <w:rPr>
+                <w:b/>
+                <w:bCs/>
+                <w:color w:val="6B4FA0"/>
+                <w:sz w:val="19"/>
+                <w:szCs w:val="19"/>
+              </w:rPr>
+              <w:t xml:space="preserve">Although... </w:t>
+            </w:r>
+            <w:r>
+              <w:rPr>
+                <w:color w:val="AFBECC"/>
+                <w:sz w:val="19"/>
+                <w:szCs w:val="19"/>
+              </w:rPr>
+              <w:t xml:space="preserve">_______________</w:t>
+            </w:r>
+          </w:p>
+          <w:p>
+            <w:pPr>
+              <w:pBdr>
+                <w:bottom w:val="single" w:color="AFBECC" w:sz="6"/>
+              </w:pBdr>
+              <w:spacing w:after="30" w:before="150"/>
+            </w:pPr>
+            <w:r>
+              <w:t xml:space="preserve"/>
+            </w:r>
+          </w:p>
+          <w:p>
+            <w:pPr>
+              <w:spacing w:after="40" w:before="80"/>
+            </w:pPr>
+            <w:r>
+              <w:rPr>
+                <w:b/>
+                <w:bCs/>
+                <w:color w:val="1FA6A2"/>
+                <w:sz w:val="19"/>
+                <w:szCs w:val="19"/>
+              </w:rPr>
+              <w:t xml:space="preserve">Therefore... </w:t>
+            </w:r>
+            <w:r>
+              <w:rPr>
+                <w:color w:val="AFBECC"/>
+                <w:sz w:val="19"/>
+                <w:szCs w:val="19"/>
+              </w:rPr>
+              <w:t xml:space="preserve">______________</w:t>
+            </w:r>
+          </w:p>
+          <w:p>
+            <w:pPr>
+              <w:pBdr>
+                <w:bottom w:val="single" w:color="AFBECC" w:sz="6"/>
+              </w:pBdr>
+              <w:spacing w:after="30" w:before="150"/>
             </w:pPr>
             <w:r>
               <w:t xml:space="preserve"/>
@@ -3702,6 +4489,14 @@
         </w:tc>
       </w:tr>
     </w:tbl>
+    <w:p>
+      <w:pPr>
+        <w:spacing w:after="80"/>
+      </w:pPr>
+      <w:r>
+        <w:t xml:space="preserve"/>
+      </w:r>
+    </w:p>
     <w:p>
       <w:pPr>
         <w:pStyle w:val="Heading2"/>
@@ -3728,120 +4523,219 @@
         <w:t xml:space="preserve">   grade-level practice</w:t>
       </w:r>
     </w:p>
-    <w:p>
-      <w:pPr>
-        <w:keepNext/>
-        <w:spacing w:after="60" w:before="160"/>
-      </w:pPr>
-      <w:r>
-        <w:rPr>
-          <w:b/>
-          <w:bCs/>
-          <w:color w:val="12355B"/>
-          <w:sz w:val="22"/>
-          <w:szCs w:val="22"/>
-        </w:rPr>
-        <w:t xml:space="preserve">3.  </w:t>
-      </w:r>
-      <w:r>
-        <w:rPr>
-          <w:b/>
-          <w:bCs/>
-          <w:sz w:val="21"/>
-          <w:szCs w:val="21"/>
-        </w:rPr>
-        <w:t xml:space="preserve">Marcus earns $45 for every 3 hours of work. How much does he earn in 8 hours?</w:t>
-      </w:r>
-    </w:p>
-    <w:p>
-      <w:pPr>
-        <w:spacing w:after="40"/>
-        <w:ind w:left="420"/>
-      </w:pPr>
-      <w:r>
-        <w:rPr>
-          <w:sz w:val="20"/>
-          <w:szCs w:val="20"/>
-        </w:rPr>
-        <w:t xml:space="preserve">A)  $90</w:t>
-      </w:r>
-    </w:p>
-    <w:p>
-      <w:pPr>
-        <w:spacing w:after="40"/>
-        <w:ind w:left="420"/>
-      </w:pPr>
-      <w:r>
-        <w:rPr>
-          <w:sz w:val="20"/>
-          <w:szCs w:val="20"/>
-        </w:rPr>
-        <w:t xml:space="preserve">B)  $105</w:t>
-      </w:r>
-    </w:p>
-    <w:p>
-      <w:pPr>
-        <w:spacing w:after="40"/>
-        <w:ind w:left="420"/>
-      </w:pPr>
-      <w:r>
-        <w:rPr>
-          <w:sz w:val="20"/>
-          <w:szCs w:val="20"/>
-        </w:rPr>
-        <w:t xml:space="preserve">C)  $120</w:t>
-      </w:r>
-    </w:p>
-    <w:p>
-      <w:pPr>
-        <w:spacing w:after="40"/>
-        <w:ind w:left="420"/>
-      </w:pPr>
-      <w:r>
-        <w:rPr>
-          <w:sz w:val="20"/>
-          <w:szCs w:val="20"/>
-        </w:rPr>
-        <w:t xml:space="preserve">D)  $135</w:t>
-      </w:r>
-    </w:p>
-    <w:p>
-      <w:pPr>
-        <w:spacing w:after="20"/>
-      </w:pPr>
-      <w:r>
-        <w:t xml:space="preserve"/>
-      </w:r>
-    </w:p>
     <w:tbl>
       <w:tblPr>
-        <w:tblW w:type="pct" w:w="100%"/>
+        <w:tblW w:type="dxa" w:w="9360"/>
         <w:tblBorders>
           <w:top w:val="single" w:color="C7D2DD" w:sz="6"/>
           <w:left w:val="single" w:color="C7D2DD" w:sz="6"/>
           <w:bottom w:val="single" w:color="C7D2DD" w:sz="6"/>
           <w:right w:val="single" w:color="C7D2DD" w:sz="6"/>
-          <w:insideH w:val="single" w:color="auto" w:sz="4"/>
-          <w:insideV w:val="single" w:color="auto" w:sz="4"/>
+          <w:insideH w:val="single" w:color="C7D2DD" w:sz="6"/>
+          <w:insideV w:val="single" w:color="C7D2DD" w:sz="6"/>
         </w:tblBorders>
       </w:tblPr>
       <w:tblGrid>
-        <w:gridCol w:w="100"/>
+        <w:gridCol w:w="2800"/>
+        <w:gridCol w:w="3560"/>
+        <w:gridCol w:w="3000"/>
       </w:tblGrid>
       <w:tr>
-        <w:tc>
-          <w:tcPr>
+        <w:trPr>
+          <w:cantSplit/>
+          <w:tblHeader/>
+        </w:trPr>
+        <w:tc>
+          <w:tcPr>
+            <w:tcW w:type="dxa" w:w="2800"/>
+            <w:shd w:fill="EEF4F8" w:color="auto" w:val="clear"/>
+            <w:tcMar>
+              <w:top w:type="dxa" w:w="60"/>
+              <w:left w:type="dxa" w:w="100"/>
+              <w:bottom w:type="dxa" w:w="60"/>
+              <w:right w:type="dxa" w:w="100"/>
+            </w:tcMar>
+          </w:tcPr>
+          <w:p>
+            <w:pPr>
+              <w:spacing w:after="0"/>
+            </w:pPr>
+            <w:r>
+              <w:rPr>
+                <w:b/>
+                <w:bCs/>
+                <w:color w:val="12355B"/>
+                <w:sz w:val="16"/>
+                <w:szCs w:val="16"/>
+              </w:rPr>
+              <w:t xml:space="preserve">CORE PROBLEM / GIVEN REPRESENTATION</w:t>
+            </w:r>
+          </w:p>
+        </w:tc>
+        <w:tc>
+          <w:tcPr>
+            <w:tcW w:type="dxa" w:w="3560"/>
+            <w:shd w:fill="EEF4F8" w:color="auto" w:val="clear"/>
+            <w:tcMar>
+              <w:top w:type="dxa" w:w="60"/>
+              <w:left w:type="dxa" w:w="100"/>
+              <w:bottom w:type="dxa" w:w="60"/>
+              <w:right w:type="dxa" w:w="100"/>
+            </w:tcMar>
+          </w:tcPr>
+          <w:p>
+            <w:pPr>
+              <w:spacing w:after="0"/>
+            </w:pPr>
+            <w:r>
+              <w:rPr>
+                <w:b/>
+                <w:bCs/>
+                <w:color w:val="12355B"/>
+                <w:sz w:val="16"/>
+                <w:szCs w:val="16"/>
+              </w:rPr>
+              <w:t xml:space="preserve">WORKING SPACE / CALCULATION STEPS</w:t>
+            </w:r>
+          </w:p>
+        </w:tc>
+        <w:tc>
+          <w:tcPr>
+            <w:tcW w:type="dxa" w:w="3000"/>
             <w:shd w:fill="FBF3E2" w:color="auto" w:val="clear"/>
             <w:tcMar>
               <w:top w:type="dxa" w:w="60"/>
-              <w:left w:type="dxa" w:w="120"/>
+              <w:left w:type="dxa" w:w="100"/>
               <w:bottom w:type="dxa" w:w="60"/>
-              <w:right w:type="dxa" w:w="120"/>
-            </w:tcMar>
-          </w:tcPr>
-          <w:p>
-            <w:pPr>
-              <w:spacing w:after="0" w:line="320"/>
+              <w:right w:type="dxa" w:w="100"/>
+            </w:tcMar>
+          </w:tcPr>
+          <w:p>
+            <w:pPr>
+              <w:spacing w:after="0"/>
+            </w:pPr>
+            <w:r>
+              <w:rPr>
+                <w:b/>
+                <w:bCs/>
+                <w:color w:val="B97A12"/>
+                <w:sz w:val="16"/>
+                <w:szCs w:val="16"/>
+              </w:rPr>
+              <w:t xml:space="preserve">EXPLAIN YOUR REASONING</w:t>
+            </w:r>
+          </w:p>
+        </w:tc>
+      </w:tr>
+      <w:tr>
+        <w:trPr>
+          <w:cantSplit/>
+        </w:trPr>
+        <w:tc>
+          <w:tcPr>
+            <w:tcW w:type="dxa" w:w="2800"/>
+            <w:tcMar>
+              <w:top w:type="dxa" w:w="80"/>
+              <w:left w:type="dxa" w:w="100"/>
+              <w:bottom w:type="dxa" w:w="80"/>
+              <w:right w:type="dxa" w:w="100"/>
+            </w:tcMar>
+            <w:vAlign w:val="top"/>
+          </w:tcPr>
+          <w:p>
+            <w:pPr>
+              <w:spacing w:after="60"/>
+            </w:pPr>
+            <w:r>
+              <w:rPr>
+                <w:b/>
+                <w:bCs/>
+                <w:color w:val="12355B"/>
+                <w:sz w:val="21"/>
+                <w:szCs w:val="21"/>
+              </w:rPr>
+              <w:t xml:space="preserve">3.  </w:t>
+            </w:r>
+            <w:r>
+              <w:rPr>
+                <w:b/>
+                <w:bCs/>
+                <w:sz w:val="20"/>
+                <w:szCs w:val="20"/>
+              </w:rPr>
+              <w:t xml:space="preserve">Marcus earns $45 for every 3 hours of work. How much does he earn in 8 hours?</w:t>
+            </w:r>
+          </w:p>
+          <w:p>
+            <w:pPr>
+              <w:spacing w:after="30"/>
+              <w:ind w:left="180"/>
+            </w:pPr>
+            <w:r>
+              <w:rPr>
+                <w:sz w:val="19"/>
+                <w:szCs w:val="19"/>
+              </w:rPr>
+              <w:t xml:space="preserve">A)  $90</w:t>
+            </w:r>
+          </w:p>
+          <w:p>
+            <w:pPr>
+              <w:spacing w:after="30"/>
+              <w:ind w:left="180"/>
+            </w:pPr>
+            <w:r>
+              <w:rPr>
+                <w:sz w:val="19"/>
+                <w:szCs w:val="19"/>
+              </w:rPr>
+              <w:t xml:space="preserve">B)  $105</w:t>
+            </w:r>
+          </w:p>
+          <w:p>
+            <w:pPr>
+              <w:spacing w:after="30"/>
+              <w:ind w:left="180"/>
+            </w:pPr>
+            <w:r>
+              <w:rPr>
+                <w:sz w:val="19"/>
+                <w:szCs w:val="19"/>
+              </w:rPr>
+              <w:t xml:space="preserve">C)  $120</w:t>
+            </w:r>
+          </w:p>
+          <w:p>
+            <w:pPr>
+              <w:spacing w:after="30"/>
+              <w:ind w:left="180"/>
+            </w:pPr>
+            <w:r>
+              <w:rPr>
+                <w:sz w:val="19"/>
+                <w:szCs w:val="19"/>
+              </w:rPr>
+              <w:t xml:space="preserve">D)  $135</w:t>
+            </w:r>
+          </w:p>
+        </w:tc>
+        <w:tc>
+          <w:tcPr>
+            <w:tcW w:type="dxa" w:w="3560"/>
+            <w:tcMar>
+              <w:top w:type="dxa" w:w="80"/>
+              <w:left w:type="dxa" w:w="100"/>
+              <w:bottom w:type="dxa" w:w="80"/>
+              <w:right w:type="dxa" w:w="100"/>
+            </w:tcMar>
+            <w:vAlign w:val="top"/>
+          </w:tcPr>
+          <w:p>
+            <w:pPr>
+              <w:pBdr>
+                <w:bottom w:val="single" w:color="AFBECC" w:sz="6"/>
+              </w:pBdr>
+              <w:spacing w:after="30" w:before="150"/>
             </w:pPr>
             <w:r>
               <w:t xml:space="preserve"/>
@@ -3849,7 +4743,147 @@
           </w:p>
           <w:p>
             <w:pPr>
-              <w:spacing w:after="0" w:line="320"/>
+              <w:pBdr>
+                <w:bottom w:val="single" w:color="AFBECC" w:sz="6"/>
+              </w:pBdr>
+              <w:spacing w:after="30" w:before="150"/>
+            </w:pPr>
+            <w:r>
+              <w:t xml:space="preserve"/>
+            </w:r>
+          </w:p>
+          <w:p>
+            <w:pPr>
+              <w:pBdr>
+                <w:bottom w:val="single" w:color="AFBECC" w:sz="6"/>
+              </w:pBdr>
+              <w:spacing w:after="30" w:before="150"/>
+            </w:pPr>
+            <w:r>
+              <w:t xml:space="preserve"/>
+            </w:r>
+          </w:p>
+          <w:p>
+            <w:pPr>
+              <w:pBdr>
+                <w:bottom w:val="single" w:color="AFBECC" w:sz="6"/>
+              </w:pBdr>
+              <w:spacing w:after="30" w:before="150"/>
+            </w:pPr>
+            <w:r>
+              <w:t xml:space="preserve"/>
+            </w:r>
+          </w:p>
+        </w:tc>
+        <w:tc>
+          <w:tcPr>
+            <w:tcW w:type="dxa" w:w="3000"/>
+            <w:shd w:fill="FBF3E2" w:color="auto" w:val="clear"/>
+            <w:tcMar>
+              <w:top w:type="dxa" w:w="80"/>
+              <w:left w:type="dxa" w:w="100"/>
+              <w:bottom w:type="dxa" w:w="80"/>
+              <w:right w:type="dxa" w:w="100"/>
+            </w:tcMar>
+            <w:vAlign w:val="top"/>
+          </w:tcPr>
+          <w:p>
+            <w:pPr>
+              <w:spacing w:after="40"/>
+            </w:pPr>
+            <w:r>
+              <w:rPr>
+                <w:b/>
+                <w:bCs/>
+                <w:color w:val="12355B"/>
+                <w:sz w:val="19"/>
+                <w:szCs w:val="19"/>
+              </w:rPr>
+              <w:t xml:space="preserve">Because... </w:t>
+            </w:r>
+            <w:r>
+              <w:rPr>
+                <w:color w:val="AFBECC"/>
+                <w:sz w:val="19"/>
+                <w:szCs w:val="19"/>
+              </w:rPr>
+              <w:t xml:space="preserve">________________</w:t>
+            </w:r>
+          </w:p>
+          <w:p>
+            <w:pPr>
+              <w:pBdr>
+                <w:bottom w:val="single" w:color="AFBECC" w:sz="6"/>
+              </w:pBdr>
+              <w:spacing w:after="30" w:before="150"/>
+            </w:pPr>
+            <w:r>
+              <w:t xml:space="preserve"/>
+            </w:r>
+          </w:p>
+          <w:p>
+            <w:pPr>
+              <w:spacing w:after="40" w:before="80"/>
+            </w:pPr>
+            <w:r>
+              <w:rPr>
+                <w:b/>
+                <w:bCs/>
+                <w:color w:val="6B4FA0"/>
+                <w:sz w:val="19"/>
+                <w:szCs w:val="19"/>
+              </w:rPr>
+              <w:t xml:space="preserve">Although... </w:t>
+            </w:r>
+            <w:r>
+              <w:rPr>
+                <w:color w:val="AFBECC"/>
+                <w:sz w:val="19"/>
+                <w:szCs w:val="19"/>
+              </w:rPr>
+              <w:t xml:space="preserve">_______________</w:t>
+            </w:r>
+          </w:p>
+          <w:p>
+            <w:pPr>
+              <w:pBdr>
+                <w:bottom w:val="single" w:color="AFBECC" w:sz="6"/>
+              </w:pBdr>
+              <w:spacing w:after="30" w:before="150"/>
+            </w:pPr>
+            <w:r>
+              <w:t xml:space="preserve"/>
+            </w:r>
+          </w:p>
+          <w:p>
+            <w:pPr>
+              <w:spacing w:after="40" w:before="80"/>
+            </w:pPr>
+            <w:r>
+              <w:rPr>
+                <w:b/>
+                <w:bCs/>
+                <w:color w:val="1FA6A2"/>
+                <w:sz w:val="19"/>
+                <w:szCs w:val="19"/>
+              </w:rPr>
+              <w:t xml:space="preserve">Therefore... </w:t>
+            </w:r>
+            <w:r>
+              <w:rPr>
+                <w:color w:val="AFBECC"/>
+                <w:sz w:val="19"/>
+                <w:szCs w:val="19"/>
+              </w:rPr>
+              <w:t xml:space="preserve">______________</w:t>
+            </w:r>
+          </w:p>
+          <w:p>
+            <w:pPr>
+              <w:pBdr>
+                <w:bottom w:val="single" w:color="AFBECC" w:sz="6"/>
+              </w:pBdr>
+              <w:spacing w:after="30" w:before="150"/>
             </w:pPr>
             <w:r>
               <w:t xml:space="preserve"/>
@@ -3858,6 +4892,14 @@
         </w:tc>
       </w:tr>
     </w:tbl>
+    <w:p>
+      <w:pPr>
+        <w:spacing w:after="80"/>
+      </w:pPr>
+      <w:r>
+        <w:t xml:space="preserve"/>
+      </w:r>
+    </w:p>
     <w:p>
       <w:pPr>
         <w:pStyle w:val="Heading2"/>
@@ -3884,60 +4926,167 @@
         <w:t xml:space="preserve">   stretch your thinking</w:t>
       </w:r>
     </w:p>
-    <w:p>
-      <w:pPr>
-        <w:keepNext/>
-        <w:spacing w:after="60" w:before="160"/>
-      </w:pPr>
-      <w:r>
-        <w:rPr>
-          <w:b/>
-          <w:bCs/>
-          <w:color w:val="12355B"/>
-          <w:sz w:val="22"/>
-          <w:szCs w:val="22"/>
-        </w:rPr>
-        <w:t xml:space="preserve">4.  </w:t>
-      </w:r>
-      <w:r>
-        <w:rPr>
-          <w:b/>
-          <w:bCs/>
-          <w:sz w:val="21"/>
-          <w:szCs w:val="21"/>
-        </w:rPr>
-        <w:t xml:space="preserve">A store sells 3 pens for $2. Another store sells 9 pens for $6. Are these equivalent ratios? If so, prove it using at least two different methods (simplifying, scaling, or cross-multiplying).</w:t>
-      </w:r>
-    </w:p>
     <w:tbl>
       <w:tblPr>
-        <w:tblW w:type="pct" w:w="100%"/>
+        <w:tblW w:type="dxa" w:w="9360"/>
         <w:tblBorders>
           <w:top w:val="single" w:color="C7D2DD" w:sz="6"/>
           <w:left w:val="single" w:color="C7D2DD" w:sz="6"/>
           <w:bottom w:val="single" w:color="C7D2DD" w:sz="6"/>
           <w:right w:val="single" w:color="C7D2DD" w:sz="6"/>
-          <w:insideH w:val="single" w:color="auto" w:sz="4"/>
-          <w:insideV w:val="single" w:color="auto" w:sz="4"/>
+          <w:insideH w:val="single" w:color="C7D2DD" w:sz="6"/>
+          <w:insideV w:val="single" w:color="C7D2DD" w:sz="6"/>
         </w:tblBorders>
       </w:tblPr>
       <w:tblGrid>
-        <w:gridCol w:w="100"/>
+        <w:gridCol w:w="2800"/>
+        <w:gridCol w:w="3560"/>
+        <w:gridCol w:w="3000"/>
       </w:tblGrid>
       <w:tr>
-        <w:tc>
-          <w:tcPr>
+        <w:trPr>
+          <w:cantSplit/>
+          <w:tblHeader/>
+        </w:trPr>
+        <w:tc>
+          <w:tcPr>
+            <w:tcW w:type="dxa" w:w="2800"/>
+            <w:shd w:fill="EEF4F8" w:color="auto" w:val="clear"/>
+            <w:tcMar>
+              <w:top w:type="dxa" w:w="60"/>
+              <w:left w:type="dxa" w:w="100"/>
+              <w:bottom w:type="dxa" w:w="60"/>
+              <w:right w:type="dxa" w:w="100"/>
+            </w:tcMar>
+          </w:tcPr>
+          <w:p>
+            <w:pPr>
+              <w:spacing w:after="0"/>
+            </w:pPr>
+            <w:r>
+              <w:rPr>
+                <w:b/>
+                <w:bCs/>
+                <w:color w:val="12355B"/>
+                <w:sz w:val="16"/>
+                <w:szCs w:val="16"/>
+              </w:rPr>
+              <w:t xml:space="preserve">CORE PROBLEM / GIVEN REPRESENTATION</w:t>
+            </w:r>
+          </w:p>
+        </w:tc>
+        <w:tc>
+          <w:tcPr>
+            <w:tcW w:type="dxa" w:w="3560"/>
+            <w:shd w:fill="EEF4F8" w:color="auto" w:val="clear"/>
+            <w:tcMar>
+              <w:top w:type="dxa" w:w="60"/>
+              <w:left w:type="dxa" w:w="100"/>
+              <w:bottom w:type="dxa" w:w="60"/>
+              <w:right w:type="dxa" w:w="100"/>
+            </w:tcMar>
+          </w:tcPr>
+          <w:p>
+            <w:pPr>
+              <w:spacing w:after="0"/>
+            </w:pPr>
+            <w:r>
+              <w:rPr>
+                <w:b/>
+                <w:bCs/>
+                <w:color w:val="12355B"/>
+                <w:sz w:val="16"/>
+                <w:szCs w:val="16"/>
+              </w:rPr>
+              <w:t xml:space="preserve">WORKING SPACE / CALCULATION STEPS</w:t>
+            </w:r>
+          </w:p>
+        </w:tc>
+        <w:tc>
+          <w:tcPr>
+            <w:tcW w:type="dxa" w:w="3000"/>
             <w:shd w:fill="FBF3E2" w:color="auto" w:val="clear"/>
             <w:tcMar>
               <w:top w:type="dxa" w:w="60"/>
-              <w:left w:type="dxa" w:w="120"/>
+              <w:left w:type="dxa" w:w="100"/>
               <w:bottom w:type="dxa" w:w="60"/>
-              <w:right w:type="dxa" w:w="120"/>
-            </w:tcMar>
-          </w:tcPr>
-          <w:p>
-            <w:pPr>
-              <w:spacing w:after="0" w:line="320"/>
+              <w:right w:type="dxa" w:w="100"/>
+            </w:tcMar>
+          </w:tcPr>
+          <w:p>
+            <w:pPr>
+              <w:spacing w:after="0"/>
+            </w:pPr>
+            <w:r>
+              <w:rPr>
+                <w:b/>
+                <w:bCs/>
+                <w:color w:val="B97A12"/>
+                <w:sz w:val="16"/>
+                <w:szCs w:val="16"/>
+              </w:rPr>
+              <w:t xml:space="preserve">EXPLAIN YOUR REASONING</w:t>
+            </w:r>
+          </w:p>
+        </w:tc>
+      </w:tr>
+      <w:tr>
+        <w:trPr>
+          <w:cantSplit/>
+        </w:trPr>
+        <w:tc>
+          <w:tcPr>
+            <w:tcW w:type="dxa" w:w="2800"/>
+            <w:tcMar>
+              <w:top w:type="dxa" w:w="80"/>
+              <w:left w:type="dxa" w:w="100"/>
+              <w:bottom w:type="dxa" w:w="80"/>
+              <w:right w:type="dxa" w:w="100"/>
+            </w:tcMar>
+            <w:vAlign w:val="top"/>
+          </w:tcPr>
+          <w:p>
+            <w:pPr>
+              <w:spacing w:after="60"/>
+            </w:pPr>
+            <w:r>
+              <w:rPr>
+                <w:b/>
+                <w:bCs/>
+                <w:color w:val="12355B"/>
+                <w:sz w:val="21"/>
+                <w:szCs w:val="21"/>
+              </w:rPr>
+              <w:t xml:space="preserve">4.  </w:t>
+            </w:r>
+            <w:r>
+              <w:rPr>
+                <w:b/>
+                <w:bCs/>
+                <w:sz w:val="20"/>
+                <w:szCs w:val="20"/>
+              </w:rPr>
+              <w:t xml:space="preserve">A store sells 3 pens for $2. Another store sells 9 pens for $6. Are these equivalent ratios? If so, prove it using at least two different methods (simplifying, scaling, or cross-multiplying).</w:t>
+            </w:r>
+          </w:p>
+        </w:tc>
+        <w:tc>
+          <w:tcPr>
+            <w:tcW w:type="dxa" w:w="3560"/>
+            <w:tcMar>
+              <w:top w:type="dxa" w:w="80"/>
+              <w:left w:type="dxa" w:w="100"/>
+              <w:bottom w:type="dxa" w:w="80"/>
+              <w:right w:type="dxa" w:w="100"/>
+            </w:tcMar>
+            <w:vAlign w:val="top"/>
+          </w:tcPr>
+          <w:p>
+            <w:pPr>
+              <w:pBdr>
+                <w:bottom w:val="single" w:color="AFBECC" w:sz="6"/>
+              </w:pBdr>
+              <w:spacing w:after="30" w:before="150"/>
             </w:pPr>
             <w:r>
               <w:t xml:space="preserve"/>
@@ -3945,7 +5094,10 @@
           </w:p>
           <w:p>
             <w:pPr>
-              <w:spacing w:after="0" w:line="320"/>
+              <w:pBdr>
+                <w:bottom w:val="single" w:color="AFBECC" w:sz="6"/>
+              </w:pBdr>
+              <w:spacing w:after="30" w:before="150"/>
             </w:pPr>
             <w:r>
               <w:t xml:space="preserve"/>
@@ -3953,7 +5105,10 @@
           </w:p>
           <w:p>
             <w:pPr>
-              <w:spacing w:after="0" w:line="320"/>
+              <w:pBdr>
+                <w:bottom w:val="single" w:color="AFBECC" w:sz="6"/>
+              </w:pBdr>
+              <w:spacing w:after="30" w:before="150"/>
             </w:pPr>
             <w:r>
               <w:t xml:space="preserve"/>
@@ -3961,7 +5116,125 @@
           </w:p>
           <w:p>
             <w:pPr>
-              <w:spacing w:after="0" w:line="320"/>
+              <w:pBdr>
+                <w:bottom w:val="single" w:color="AFBECC" w:sz="6"/>
+              </w:pBdr>
+              <w:spacing w:after="30" w:before="150"/>
+            </w:pPr>
+            <w:r>
+              <w:t xml:space="preserve"/>
+            </w:r>
+          </w:p>
+        </w:tc>
+        <w:tc>
+          <w:tcPr>
+            <w:tcW w:type="dxa" w:w="3000"/>
+            <w:shd w:fill="FBF3E2" w:color="auto" w:val="clear"/>
+            <w:tcMar>
+              <w:top w:type="dxa" w:w="80"/>
+              <w:left w:type="dxa" w:w="100"/>
+              <w:bottom w:type="dxa" w:w="80"/>
+              <w:right w:type="dxa" w:w="100"/>
+            </w:tcMar>
+            <w:vAlign w:val="top"/>
+          </w:tcPr>
+          <w:p>
+            <w:pPr>
+              <w:spacing w:after="40"/>
+            </w:pPr>
+            <w:r>
+              <w:rPr>
+                <w:b/>
+                <w:bCs/>
+                <w:color w:val="12355B"/>
+                <w:sz w:val="19"/>
+                <w:szCs w:val="19"/>
+              </w:rPr>
+              <w:t xml:space="preserve">Because... </w:t>
+            </w:r>
+            <w:r>
+              <w:rPr>
+                <w:color w:val="AFBECC"/>
+                <w:sz w:val="19"/>
+                <w:szCs w:val="19"/>
+              </w:rPr>
+              <w:t xml:space="preserve">________________</w:t>
+            </w:r>
+          </w:p>
+          <w:p>
+            <w:pPr>
+              <w:pBdr>
+                <w:bottom w:val="single" w:color="AFBECC" w:sz="6"/>
+              </w:pBdr>
+              <w:spacing w:after="30" w:before="150"/>
+            </w:pPr>
+            <w:r>
+              <w:t xml:space="preserve"/>
+            </w:r>
+          </w:p>
+          <w:p>
+            <w:pPr>
+              <w:spacing w:after="40" w:before="80"/>
+            </w:pPr>
+            <w:r>
+              <w:rPr>
+                <w:b/>
+                <w:bCs/>
+                <w:color w:val="6B4FA0"/>
+                <w:sz w:val="19"/>
+                <w:szCs w:val="19"/>
+              </w:rPr>
+              <w:t xml:space="preserve">Although... </w:t>
+            </w:r>
+            <w:r>
+              <w:rPr>
+                <w:color w:val="AFBECC"/>
+                <w:sz w:val="19"/>
+                <w:szCs w:val="19"/>
+              </w:rPr>
+              <w:t xml:space="preserve">_______________</w:t>
+            </w:r>
+          </w:p>
+          <w:p>
+            <w:pPr>
+              <w:pBdr>
+                <w:bottom w:val="single" w:color="AFBECC" w:sz="6"/>
+              </w:pBdr>
+              <w:spacing w:after="30" w:before="150"/>
+            </w:pPr>
+            <w:r>
+              <w:t xml:space="preserve"/>
+            </w:r>
+          </w:p>
+          <w:p>
+            <w:pPr>
+              <w:spacing w:after="40" w:before="80"/>
+            </w:pPr>
+            <w:r>
+              <w:rPr>
+                <w:b/>
+                <w:bCs/>
+                <w:color w:val="1FA6A2"/>
+                <w:sz w:val="19"/>
+                <w:szCs w:val="19"/>
+              </w:rPr>
+              <w:t xml:space="preserve">Therefore... </w:t>
+            </w:r>
+            <w:r>
+              <w:rPr>
+                <w:color w:val="AFBECC"/>
+                <w:sz w:val="19"/>
+                <w:szCs w:val="19"/>
+              </w:rPr>
+              <w:t xml:space="preserve">______________</w:t>
+            </w:r>
+          </w:p>
+          <w:p>
+            <w:pPr>
+              <w:pBdr>
+                <w:bottom w:val="single" w:color="AFBECC" w:sz="6"/>
+              </w:pBdr>
+              <w:spacing w:after="30" w:before="150"/>
             </w:pPr>
             <w:r>
               <w:t xml:space="preserve"/>
@@ -3970,6 +5243,14 @@
         </w:tc>
       </w:tr>
     </w:tbl>
+    <w:p>
+      <w:pPr>
+        <w:spacing w:after="80"/>
+      </w:pPr>
+      <w:r>
+        <w:t xml:space="preserve"/>
+      </w:r>
+    </w:p>
     <w:p>
       <w:pPr>
         <w:pStyle w:val="Heading1"/>
@@ -4088,6 +5369,149 @@
         <w:t xml:space="preserve"/>
       </w:r>
     </w:p>
+    <w:p>
+      <w:pPr>
+        <w:spacing w:after="60"/>
+      </w:pPr>
+      <w:r>
+        <w:t xml:space="preserve"/>
+      </w:r>
+    </w:p>
+    <w:tbl>
+      <w:tblPr>
+        <w:tblW w:type="dxa" w:w="9360"/>
+        <w:tblBorders>
+          <w:top w:val="single" w:color="C7D2DD" w:sz="6"/>
+          <w:left w:val="single" w:color="C7D2DD" w:sz="6"/>
+          <w:bottom w:val="single" w:color="C7D2DD" w:sz="6"/>
+          <w:right w:val="single" w:color="C7D2DD" w:sz="6"/>
+          <w:insideH w:val="single" w:color="C7D2DD" w:sz="6"/>
+          <w:insideV w:val="single" w:color="C7D2DD" w:sz="6"/>
+        </w:tblBorders>
+      </w:tblPr>
+      <w:tblGrid>
+        <w:gridCol w:w="3120"/>
+        <w:gridCol w:w="3120"/>
+        <w:gridCol w:w="3120"/>
+      </w:tblGrid>
+      <w:tr>
+        <w:trPr>
+          <w:cantSplit/>
+          <w:tblHeader/>
+        </w:trPr>
+        <w:tc>
+          <w:tcPr>
+            <w:tcW w:type="dxa" w:w="9360"/>
+            <w:gridSpan w:val="3"/>
+            <w:shd w:fill="EEF4F8" w:color="auto" w:val="clear"/>
+            <w:tcMar>
+              <w:top w:type="dxa" w:w="60"/>
+              <w:left w:type="dxa" w:w="100"/>
+              <w:bottom w:type="dxa" w:w="60"/>
+              <w:right w:type="dxa" w:w="100"/>
+            </w:tcMar>
+          </w:tcPr>
+          <w:p>
+            <w:pPr>
+              <w:spacing w:after="0"/>
+            </w:pPr>
+            <w:r>
+              <w:rPr>
+                <w:b/>
+                <w:bCs/>
+                <w:color w:val="12355B"/>
+                <w:sz w:val="18"/>
+                <w:szCs w:val="18"/>
+              </w:rPr>
+              <w:t xml:space="preserve">EXIT CHECK · 3-POINT SELF-ASSESSMENT CHECKLIST</w:t>
+            </w:r>
+          </w:p>
+        </w:tc>
+      </w:tr>
+      <w:tr>
+        <w:trPr>
+          <w:cantSplit/>
+        </w:trPr>
+        <w:tc>
+          <w:tcPr>
+            <w:tcW w:type="dxa" w:w="3120"/>
+            <w:tcMar>
+              <w:top w:type="dxa" w:w="80"/>
+              <w:left w:type="dxa" w:w="100"/>
+              <w:bottom w:type="dxa" w:w="80"/>
+              <w:right w:type="dxa" w:w="100"/>
+            </w:tcMar>
+          </w:tcPr>
+          <w:p>
+            <w:pPr>
+              <w:spacing w:after="0"/>
+            </w:pPr>
+            <w:r>
+              <w:rPr>
+                <w:b/>
+                <w:bCs/>
+                <w:color w:val="1A2733"/>
+                <w:sz w:val="18"/>
+                <w:szCs w:val="18"/>
+              </w:rPr>
+              <w:t xml:space="preserve">☐ 1. Units &amp; Labels Verified</w:t>
+            </w:r>
+          </w:p>
+        </w:tc>
+        <w:tc>
+          <w:tcPr>
+            <w:tcW w:type="dxa" w:w="3120"/>
+            <w:tcMar>
+              <w:top w:type="dxa" w:w="80"/>
+              <w:left w:type="dxa" w:w="100"/>
+              <w:bottom w:type="dxa" w:w="80"/>
+              <w:right w:type="dxa" w:w="100"/>
+            </w:tcMar>
+          </w:tcPr>
+          <w:p>
+            <w:pPr>
+              <w:spacing w:after="0"/>
+            </w:pPr>
+            <w:r>
+              <w:rPr>
+                <w:b/>
+                <w:bCs/>
+                <w:color w:val="1A2733"/>
+                <w:sz w:val="18"/>
+                <w:szCs w:val="18"/>
+              </w:rPr>
+              <w:t xml:space="preserve">☐ 2. Reasoning Stated (Because / Although / Therefore)</w:t>
+            </w:r>
+          </w:p>
+        </w:tc>
+        <w:tc>
+          <w:tcPr>
+            <w:tcW w:type="dxa" w:w="3120"/>
+            <w:tcMar>
+              <w:top w:type="dxa" w:w="80"/>
+              <w:left w:type="dxa" w:w="100"/>
+              <w:bottom w:type="dxa" w:w="80"/>
+              <w:right w:type="dxa" w:w="100"/>
+            </w:tcMar>
+          </w:tcPr>
+          <w:p>
+            <w:pPr>
+              <w:spacing w:after="0"/>
+            </w:pPr>
+            <w:r>
+              <w:rPr>
+                <w:b/>
+                <w:bCs/>
+                <w:color w:val="1A2733"/>
+                <w:sz w:val="18"/>
+                <w:szCs w:val="18"/>
+              </w:rPr>
+              <w:t xml:space="preserve">☐ 3. Calculations Double-Checked</w:t>
+            </w:r>
+          </w:p>
+        </w:tc>
+      </w:tr>
+    </w:tbl>
     <w:sectPr>
       <w:headerReference w:type="default" r:id="rId7"/>
       <w:footerReference w:type="default" r:id="rId8"/>
